--- a/docs/investisseurs/07_PITCH_DECK.docx
+++ b/docs/investisseurs/07_PITCH_DECK.docx
@@ -7,7 +7,7 @@
         <w:pStyle w:val="Heading1"/>
       </w:pPr>
       <w:r>
-        <w:t>🎯 PITCH DECK - Yukpomnang</w:t>
+        <w:t>PITCH DECK - Yukpomnang</w:t>
       </w:r>
     </w:p>
     <w:p>
@@ -18,11 +18,13 @@
         <w:t>Présentation Investisseurs - Série A</w:t>
       </w:r>
     </w:p>
-    <w:p>
-      <w:r/>
+    <w:p/>
+    <w:p>
+      <w:pPr/>
       <w:r>
         <w:rPr>
           <w:b/>
+          <w:color w:val="003366"/>
         </w:rPr>
         <w:t>Date</w:t>
       </w:r>
@@ -31,10 +33,11 @@
       </w:r>
     </w:p>
     <w:p>
-      <w:r/>
+      <w:pPr/>
       <w:r>
         <w:rPr>
           <w:b/>
+          <w:color w:val="003366"/>
         </w:rPr>
         <w:t>Version</w:t>
       </w:r>
@@ -43,10 +46,11 @@
       </w:r>
     </w:p>
     <w:p>
-      <w:r/>
+      <w:pPr/>
       <w:r>
         <w:rPr>
           <w:b/>
+          <w:color w:val="003366"/>
         </w:rPr>
         <w:t>Confidentialité</w:t>
       </w:r>
@@ -54,11 +58,16 @@
         <w:t>: Document confidentiel</w:t>
       </w:r>
     </w:p>
-    <w:p>
-      <w:r>
-        <w:t>__________________________________________________</w:t>
-      </w:r>
-    </w:p>
+    <w:p/>
+    <w:p>
+      <w:r>
+        <w:rPr>
+          <w:color w:val="C8C8C8"/>
+        </w:rPr>
+        <w:t>________________________________________________________________________________</w:t>
+      </w:r>
+    </w:p>
+    <w:p/>
     <w:p>
       <w:pPr>
         <w:pStyle w:val="Heading2"/>
@@ -67,6 +76,7 @@
         <w:t>SLIDE 1 : TITRE</w:t>
       </w:r>
     </w:p>
+    <w:p/>
     <w:p>
       <w:pPr>
         <w:pStyle w:val="Heading1"/>
@@ -83,224 +93,557 @@
         <w:t>Plateforme Intelligente de Services Multi-Secteurs en Afrique</w:t>
       </w:r>
     </w:p>
-    <w:p>
-      <w:r/>
+    <w:p/>
+    <w:p>
+      <w:pPr/>
       <w:r>
         <w:rPr>
           <w:b/>
+          <w:color w:val="003366"/>
         </w:rPr>
-        <w:t>Levée de fonds Série A : $3.5M - $5M</w:t>
-      </w:r>
-      <w:r/>
-    </w:p>
-    <w:p>
+        <w:t>Levée de fonds Série A : 2.1 billions FCFA- 3.0 billions FCFA</w:t>
+      </w:r>
+    </w:p>
+    <w:p/>
+    <w:p>
+      <w:pPr/>
       <w:r>
         <w:t>*Tous vos services essentiels, une seule app*</w:t>
       </w:r>
     </w:p>
-    <w:p>
-      <w:r>
-        <w:t>__________________________________________________</w:t>
-      </w:r>
-    </w:p>
+    <w:p/>
+    <w:p>
+      <w:r>
+        <w:rPr>
+          <w:color w:val="C8C8C8"/>
+        </w:rPr>
+        <w:t>________________________________________________________________________________</w:t>
+      </w:r>
+    </w:p>
+    <w:p/>
     <w:p>
       <w:pPr>
         <w:pStyle w:val="Heading2"/>
       </w:pPr>
       <w:r>
-        <w:t>SLIDE 2 : PROBLÈME</w:t>
-      </w:r>
-    </w:p>
+        <w:t>SLIDE 2 : PROBLÈME #1 - L'INVISIBILITÉ DIGITALE DES COMMERCES LOCAUX</w:t>
+      </w:r>
+    </w:p>
+    <w:p/>
     <w:p>
       <w:pPr>
         <w:pStyle w:val="Heading3"/>
       </w:pPr>
       <w:r>
-        <w:t>Les Défis d'Accès aux Services en Afrique</w:t>
-      </w:r>
-    </w:p>
-    <w:p>
-      <w:pPr>
-        <w:pStyle w:val="Heading4"/>
-      </w:pPr>
-      <w:r>
-        <w:t>Fragmentation</w:t>
-      </w:r>
-    </w:p>
-    <w:p>
-      <w:pPr>
-        <w:pStyle w:val="ListBullet"/>
-      </w:pPr>
-      <w:r>
-        <w:t>**Services dispersés** : Chaque besoin = app différente</w:t>
-      </w:r>
-    </w:p>
-    <w:p>
-      <w:pPr>
-        <w:pStyle w:val="ListBullet"/>
-      </w:pPr>
-      <w:r>
-        <w:t>**Manque d'intégration** : Expérience fragmentée</w:t>
-      </w:r>
-    </w:p>
-    <w:p>
-      <w:pPr>
-        <w:pStyle w:val="ListBullet"/>
-      </w:pPr>
-      <w:r>
-        <w:t>**Inefficacité** : Perte de temps, coûts élevés</w:t>
-      </w:r>
-    </w:p>
-    <w:p>
-      <w:pPr>
-        <w:pStyle w:val="Heading4"/>
-      </w:pPr>
-      <w:r>
-        <w:t>Visibilité Limitée</w:t>
-      </w:r>
-    </w:p>
-    <w:p>
-      <w:pPr>
-        <w:pStyle w:val="ListBullet"/>
-      </w:pPr>
-      <w:r>
-        <w:t>**Commerces locaux invisibles** : Pas de présence digitale</w:t>
-      </w:r>
-    </w:p>
-    <w:p>
-      <w:pPr>
-        <w:pStyle w:val="ListBullet"/>
-      </w:pPr>
-      <w:r>
-        <w:t>**Manque de découverte** : Difficile de trouver services</w:t>
-      </w:r>
-    </w:p>
-    <w:p>
-      <w:pPr>
-        <w:pStyle w:val="ListBullet"/>
-      </w:pPr>
-      <w:r>
-        <w:t>**Pas de promotion** : Pas d'outils marketing</w:t>
-      </w:r>
-    </w:p>
-    <w:p>
-      <w:pPr>
-        <w:pStyle w:val="Heading4"/>
-      </w:pPr>
-      <w:r>
-        <w:t>Accès aux Services Essentiels</w:t>
-      </w:r>
-    </w:p>
-    <w:p>
-      <w:pPr>
-        <w:pStyle w:val="ListBullet"/>
-      </w:pPr>
-      <w:r>
-        <w:t>**Santé** : Difficultés accès pharmacies, hôpitaux</w:t>
-      </w:r>
-    </w:p>
-    <w:p>
-      <w:pPr>
-        <w:pStyle w:val="ListBullet"/>
-      </w:pPr>
-      <w:r>
-        <w:t>**Éducation** : Manque de visibilité établissements</w:t>
-      </w:r>
-    </w:p>
-    <w:p>
-      <w:pPr>
-        <w:pStyle w:val="ListBullet"/>
-      </w:pPr>
-      <w:r>
-        <w:t>**Transport** : Services fragmentés, peu fiables</w:t>
-      </w:r>
-    </w:p>
-    <w:p>
-      <w:pPr>
-        <w:pStyle w:val="ListBullet"/>
-      </w:pPr>
-      <w:r>
-        <w:t>**Immobilier** : Processus complexes, peu transparents</w:t>
-      </w:r>
-    </w:p>
-    <w:p>
-      <w:pPr>
-        <w:pStyle w:val="Heading4"/>
-      </w:pPr>
-      <w:r>
-        <w:t>Opportunité</w:t>
-      </w:r>
-    </w:p>
-    <w:p>
-      <w:pPr>
-        <w:pStyle w:val="ListBullet"/>
-      </w:pPr>
-      <w:r>
-        <w:t>**Marché $150+ milliards** : Croissance 15-20%/an</w:t>
-      </w:r>
-    </w:p>
-    <w:p>
-      <w:pPr>
-        <w:pStyle w:val="ListBullet"/>
-      </w:pPr>
-      <w:r>
-        <w:t>**Digitalisation accélérée** : Post-COVID adoption</w:t>
-      </w:r>
-    </w:p>
-    <w:p>
-      <w:pPr>
-        <w:pStyle w:val="ListBullet"/>
-      </w:pPr>
-      <w:r>
-        <w:t>**Classe moyenne émergente** : +15M/an</w:t>
-      </w:r>
-    </w:p>
-    <w:p>
-      <w:pPr>
-        <w:pStyle w:val="ListBullet"/>
-      </w:pPr>
-      <w:r>
-        <w:t>**Infrastructure** : 4G/5G, smartphones, fintech</w:t>
-      </w:r>
-    </w:p>
-    <w:p>
-      <w:r>
-        <w:t>__________________________________________________</w:t>
-      </w:r>
-    </w:p>
-    <w:p>
-      <w:pPr>
-        <w:pStyle w:val="Heading2"/>
-      </w:pPr>
-      <w:r>
-        <w:t>SLIDE 3 : SOLUTION</w:t>
-      </w:r>
-    </w:p>
-    <w:p>
-      <w:pPr>
-        <w:pStyle w:val="Heading3"/>
-      </w:pPr>
-      <w:r>
-        <w:t>Yukpomnang : L'Écosystème Complet</w:t>
-      </w:r>
-    </w:p>
-    <w:p>
-      <w:pPr>
-        <w:pStyle w:val="Heading4"/>
-      </w:pPr>
-      <w:r>
-        <w:t>Une Seule App pour Tous les Services</w:t>
-      </w:r>
-    </w:p>
-    <w:p>
-      <w:r/>
+        <w:t>85% des Commerces Locaux Africains sont Invisibles Numériquement</w:t>
+      </w:r>
+    </w:p>
+    <w:p/>
+    <w:p>
+      <w:pPr/>
       <w:r>
         <w:rPr>
           <w:b/>
+          <w:color w:val="003366"/>
+        </w:rPr>
+        <w:t>Le Problème</w:t>
+      </w:r>
+    </w:p>
+    <w:p/>
+    <w:p>
+      <w:pPr>
+        <w:pStyle w:val="ListBullet"/>
+      </w:pPr>
+      <w:r>
+        <w:rPr>
+          <w:b/>
+          <w:color w:val="003366"/>
+        </w:rPr>
+        <w:t>85% des commerces locaux</w:t>
+      </w:r>
+      <w:r>
+        <w:t xml:space="preserve"> (petits commerces, pharmacies, restaurants) = </w:t>
+      </w:r>
+      <w:r>
+        <w:rPr>
+          <w:b/>
+          <w:color w:val="003366"/>
+        </w:rPr>
+        <w:t>AUCUNE présence digitale</w:t>
+      </w:r>
+    </w:p>
+    <w:p>
+      <w:pPr>
+        <w:pStyle w:val="ListBullet"/>
+      </w:pPr>
+      <w:r>
+        <w:rPr>
+          <w:b/>
+          <w:color w:val="003366"/>
+        </w:rPr>
+        <w:t>70% de l'économie informelle</w:t>
+      </w:r>
+      <w:r>
+        <w:t xml:space="preserve"> = </w:t>
+      </w:r>
+      <w:r>
+        <w:rPr>
+          <w:b/>
+          <w:color w:val="003366"/>
+        </w:rPr>
+        <w:t>Invisible</w:t>
+      </w:r>
+      <w:r>
+        <w:t xml:space="preserve"> pour les consommateurs</w:t>
+      </w:r>
+    </w:p>
+    <w:p>
+      <w:pPr>
+        <w:pStyle w:val="ListBullet"/>
+      </w:pPr>
+      <w:r>
+        <w:rPr>
+          <w:b/>
+          <w:color w:val="003366"/>
+        </w:rPr>
+        <w:t>Perte de 30-40% du chiffre d'affaires potentiel</w:t>
+      </w:r>
+      <w:r>
+        <w:t xml:space="preserve"> faute de visibilité</w:t>
+      </w:r>
+    </w:p>
+    <w:p/>
+    <w:p>
+      <w:pPr/>
+      <w:r>
+        <w:rPr>
+          <w:b/>
+          <w:color w:val="003366"/>
+        </w:rPr>
+        <w:t>Pourquoi ?</w:t>
+      </w:r>
+    </w:p>
+    <w:p/>
+    <w:p>
+      <w:pPr>
+        <w:pStyle w:val="ListBullet"/>
+      </w:pPr>
+      <w:r>
+        <w:rPr>
+          <w:b/>
+          <w:color w:val="003366"/>
+        </w:rPr>
+        <w:t>Coûts marketing inaccessibles</w:t>
+      </w:r>
+      <w:r>
+        <w:t xml:space="preserve"> : Site web = 500K-2M FCFA, Vidéo = 200K-1M FCFA</w:t>
+      </w:r>
+    </w:p>
+    <w:p>
+      <w:pPr>
+        <w:pStyle w:val="ListBullet"/>
+      </w:pPr>
+      <w:r>
+        <w:rPr>
+          <w:b/>
+          <w:color w:val="003366"/>
+        </w:rPr>
+        <w:t>Complexité technique</w:t>
+      </w:r>
+      <w:r>
+        <w:t xml:space="preserve"> : Créer une présence digitale = expertise + temps + argent</w:t>
+      </w:r>
+    </w:p>
+    <w:p>
+      <w:pPr>
+        <w:pStyle w:val="ListBullet"/>
+      </w:pPr>
+      <w:r>
+        <w:rPr>
+          <w:b/>
+          <w:color w:val="003366"/>
+        </w:rPr>
+        <w:t>Fracture digitale</w:t>
+      </w:r>
+      <w:r>
+        <w:t xml:space="preserve"> : Seuls les grands groupes peuvent se le permettre</w:t>
+      </w:r>
+    </w:p>
+    <w:p/>
+    <w:p>
+      <w:pPr/>
+      <w:r>
+        <w:rPr>
+          <w:b/>
+          <w:color w:val="003366"/>
+        </w:rPr>
+        <w:t>Impact</w:t>
+      </w:r>
+    </w:p>
+    <w:p/>
+    <w:p>
+      <w:pPr>
+        <w:pStyle w:val="ListBullet"/>
+      </w:pPr>
+      <w:r>
+        <w:rPr>
+          <w:b/>
+          <w:color w:val="003366"/>
+        </w:rPr>
+        <w:t>Milliards de FCFA perdus</w:t>
+      </w:r>
+      <w:r>
+        <w:t xml:space="preserve"> chaque année</w:t>
+      </w:r>
+    </w:p>
+    <w:p>
+      <w:pPr>
+        <w:pStyle w:val="ListBullet"/>
+      </w:pPr>
+      <w:r>
+        <w:rPr>
+          <w:b/>
+          <w:color w:val="003366"/>
+        </w:rPr>
+        <w:t>Inégalité économique massive</w:t>
+      </w:r>
+      <w:r>
+        <w:t xml:space="preserve"> : Grands groupes vs petits commerces</w:t>
+      </w:r>
+    </w:p>
+    <w:p>
+      <w:pPr>
+        <w:pStyle w:val="ListBullet"/>
+      </w:pPr>
+      <w:r>
+        <w:rPr>
+          <w:b/>
+          <w:color w:val="003366"/>
+        </w:rPr>
+        <w:t>Découverte impossible</w:t>
+      </w:r>
+      <w:r>
+        <w:t xml:space="preserve"> : Consommateurs ne trouvent pas les commerces, même à proximité</w:t>
+      </w:r>
+    </w:p>
+    <w:p/>
+    <w:p>
+      <w:r>
+        <w:rPr>
+          <w:color w:val="C8C8C8"/>
+        </w:rPr>
+        <w:t>________________________________________________________________________________</w:t>
+      </w:r>
+    </w:p>
+    <w:p/>
+    <w:p>
+      <w:pPr>
+        <w:pStyle w:val="Heading2"/>
+      </w:pPr>
+      <w:r>
+        <w:t>SLIDE 3 : PROBLÈME #2 - LA FRACTURE D'ACCÈS AUX SERVICES ESSENTIELS</w:t>
+      </w:r>
+    </w:p>
+    <w:p/>
+    <w:p>
+      <w:pPr>
+        <w:pStyle w:val="Heading3"/>
+      </w:pPr>
+      <w:r>
+        <w:t>Services Fragmentés, Coûteux et Inaccessibles</w:t>
+      </w:r>
+    </w:p>
+    <w:p/>
+    <w:p>
+      <w:pPr/>
+      <w:r>
+        <w:rPr>
+          <w:b/>
+          <w:color w:val="003366"/>
+        </w:rPr>
+        <w:t>Le Problème</w:t>
+      </w:r>
+    </w:p>
+    <w:p/>
+    <w:p>
+      <w:pPr>
+        <w:pStyle w:val="ListBullet"/>
+      </w:pPr>
+      <w:r>
+        <w:rPr>
+          <w:b/>
+          <w:color w:val="003366"/>
+        </w:rPr>
+        <w:t>5-10 applications différentes</w:t>
+      </w:r>
+      <w:r>
+        <w:t xml:space="preserve"> pour répondre aux besoins quotidiens</w:t>
+      </w:r>
+    </w:p>
+    <w:p>
+      <w:pPr>
+        <w:pStyle w:val="ListBullet"/>
+      </w:pPr>
+      <w:r>
+        <w:rPr>
+          <w:b/>
+          <w:color w:val="003366"/>
+        </w:rPr>
+        <w:t>Coûts cachés énormes</w:t>
+      </w:r>
+      <w:r>
+        <w:t xml:space="preserve"> : Recherche + déplacements = 50K-150K FCFA/mois par ménage</w:t>
+      </w:r>
+    </w:p>
+    <w:p>
+      <w:pPr>
+        <w:pStyle w:val="ListBullet"/>
+      </w:pPr>
+      <w:r>
+        <w:rPr>
+          <w:b/>
+          <w:color w:val="003366"/>
+        </w:rPr>
+        <w:t>Accessibilité limitée</w:t>
+      </w:r>
+      <w:r>
+        <w:t xml:space="preserve"> : Services difficiles à trouver, surtout zones périurbaines/rurales</w:t>
+      </w:r>
+    </w:p>
+    <w:p>
+      <w:pPr>
+        <w:pStyle w:val="ListBullet"/>
+      </w:pPr>
+      <w:r>
+        <w:rPr>
+          <w:b/>
+          <w:color w:val="003366"/>
+        </w:rPr>
+        <w:t>Barrières linguistiques</w:t>
+      </w:r>
+      <w:r>
+        <w:t xml:space="preserve"> : 60% de la population exclue (langues locales non supportées)</w:t>
+      </w:r>
+    </w:p>
+    <w:p>
+      <w:pPr>
+        <w:pStyle w:val="ListBullet"/>
+      </w:pPr>
+      <w:r>
+        <w:rPr>
+          <w:b/>
+          <w:color w:val="003366"/>
+        </w:rPr>
+        <w:t>Manque de transparence</w:t>
+      </w:r>
+      <w:r>
+        <w:t xml:space="preserve"> : Prix, disponibilité, qualité = information opaque</w:t>
+      </w:r>
+    </w:p>
+    <w:p/>
+    <w:p>
+      <w:pPr/>
+      <w:r>
+        <w:rPr>
+          <w:b/>
+          <w:color w:val="003366"/>
+        </w:rPr>
+        <w:t>Impact</w:t>
+      </w:r>
+    </w:p>
+    <w:p/>
+    <w:p>
+      <w:pPr>
+        <w:pStyle w:val="ListBullet"/>
+      </w:pPr>
+      <w:r>
+        <w:rPr>
+          <w:b/>
+          <w:color w:val="003366"/>
+        </w:rPr>
+        <w:t>Perte de temps</w:t>
+      </w:r>
+      <w:r>
+        <w:t xml:space="preserve"> : 2-3 heures/jour à chercher des services</w:t>
+      </w:r>
+    </w:p>
+    <w:p>
+      <w:pPr>
+        <w:pStyle w:val="ListBullet"/>
+      </w:pPr>
+      <w:r>
+        <w:rPr>
+          <w:b/>
+          <w:color w:val="003366"/>
+        </w:rPr>
+        <w:t>Coûts élevés</w:t>
+      </w:r>
+      <w:r>
+        <w:t xml:space="preserve"> : 15-25% du budget mensuel en recherche/déplacement</w:t>
+      </w:r>
+    </w:p>
+    <w:p>
+      <w:pPr>
+        <w:pStyle w:val="ListBullet"/>
+      </w:pPr>
+      <w:r>
+        <w:rPr>
+          <w:b/>
+          <w:color w:val="003366"/>
+        </w:rPr>
+        <w:t>Exclusion sociale</w:t>
+      </w:r>
+      <w:r>
+        <w:t xml:space="preserve"> : Populations rurales, analphabètes, handicapées exclues</w:t>
+      </w:r>
+    </w:p>
+    <w:p>
+      <w:pPr>
+        <w:pStyle w:val="ListBullet"/>
+      </w:pPr>
+      <w:r>
+        <w:rPr>
+          <w:b/>
+          <w:color w:val="003366"/>
+        </w:rPr>
+        <w:t>Qualité de vie dégradée</w:t>
+      </w:r>
+      <w:r>
+        <w:t xml:space="preserve"> : Accès difficile = santé, éducation, logement compromis</w:t>
+      </w:r>
+    </w:p>
+    <w:p/>
+    <w:p>
+      <w:pPr/>
+      <w:r>
+        <w:rPr>
+          <w:b/>
+          <w:color w:val="003366"/>
+        </w:rPr>
+        <w:t>Opportunité</w:t>
+      </w:r>
+    </w:p>
+    <w:p/>
+    <w:p>
+      <w:pPr>
+        <w:pStyle w:val="ListBullet"/>
+      </w:pPr>
+      <w:r>
+        <w:rPr>
+          <w:b/>
+          <w:color w:val="003366"/>
+        </w:rPr>
+        <w:t>Marché 90K FCFA+ milliards</w:t>
+      </w:r>
+      <w:r>
+        <w:t xml:space="preserve"> : Croissance 15-20%/an</w:t>
+      </w:r>
+    </w:p>
+    <w:p>
+      <w:pPr>
+        <w:pStyle w:val="ListBullet"/>
+      </w:pPr>
+      <w:r>
+        <w:rPr>
+          <w:b/>
+          <w:color w:val="003366"/>
+        </w:rPr>
+        <w:t>1,4 milliard d'habitants</w:t>
+      </w:r>
+      <w:r>
+        <w:t xml:space="preserve"> → </w:t>
+      </w:r>
+      <w:r>
+        <w:rPr>
+          <w:b/>
+          <w:color w:val="003366"/>
+        </w:rPr>
+        <w:t>2,5 milliards en 2050</w:t>
+      </w:r>
+    </w:p>
+    <w:p>
+      <w:pPr>
+        <w:pStyle w:val="ListBullet"/>
+      </w:pPr>
+      <w:r>
+        <w:rPr>
+          <w:b/>
+          <w:color w:val="003366"/>
+        </w:rPr>
+        <w:t>70% pénétration smartphone</w:t>
+      </w:r>
+      <w:r>
+        <w:t xml:space="preserve">, </w:t>
+      </w:r>
+      <w:r>
+        <w:rPr>
+          <w:b/>
+          <w:color w:val="003366"/>
+        </w:rPr>
+        <w:t>85% couverture 4G</w:t>
+      </w:r>
+    </w:p>
+    <w:p>
+      <w:pPr>
+        <w:pStyle w:val="ListBullet"/>
+      </w:pPr>
+      <w:r>
+        <w:rPr>
+          <w:b/>
+          <w:color w:val="003366"/>
+        </w:rPr>
+        <w:t>Timing parfait</w:t>
+      </w:r>
+      <w:r>
+        <w:t xml:space="preserve"> : Infrastructure prête, adoption mobile, demande croissante</w:t>
+      </w:r>
+    </w:p>
+    <w:p/>
+    <w:p>
+      <w:r>
+        <w:rPr>
+          <w:color w:val="C8C8C8"/>
+        </w:rPr>
+        <w:t>________________________________________________________________________________</w:t>
+      </w:r>
+    </w:p>
+    <w:p/>
+    <w:p>
+      <w:pPr>
+        <w:pStyle w:val="Heading2"/>
+      </w:pPr>
+      <w:r>
+        <w:t>SLIDE 4 : SOLUTION</w:t>
+      </w:r>
+    </w:p>
+    <w:p/>
+    <w:p>
+      <w:pPr>
+        <w:pStyle w:val="Heading3"/>
+      </w:pPr>
+      <w:r>
+        <w:t>Yukpomnang : L'Écosystème Complet</w:t>
+      </w:r>
+    </w:p>
+    <w:p/>
+    <w:p>
+      <w:pPr>
+        <w:pStyle w:val="Heading4"/>
+      </w:pPr>
+      <w:r>
+        <w:t>Une Seule App pour Tous les Services</w:t>
+      </w:r>
+    </w:p>
+    <w:p/>
+    <w:p>
+      <w:pPr/>
+      <w:r>
+        <w:rPr>
+          <w:b/>
+          <w:color w:val="003366"/>
         </w:rPr>
         <w:t>Livraisons Intelligentes</w:t>
       </w:r>
-      <w:r/>
     </w:p>
     <w:p>
       <w:pPr>
@@ -326,15 +669,16 @@
         <w:t>Suivi temps réel GPS</w:t>
       </w:r>
     </w:p>
-    <w:p>
-      <w:r/>
+    <w:p/>
+    <w:p>
+      <w:pPr/>
       <w:r>
         <w:rPr>
           <w:b/>
+          <w:color w:val="003366"/>
         </w:rPr>
         <w:t>Création Intelligente de Produits</w:t>
       </w:r>
-      <w:r/>
     </w:p>
     <w:p>
       <w:pPr>
@@ -360,15 +704,16 @@
         <w:t>Optimisation SEO</w:t>
       </w:r>
     </w:p>
-    <w:p>
-      <w:r/>
+    <w:p/>
+    <w:p>
+      <w:pPr/>
       <w:r>
         <w:rPr>
           <w:b/>
+          <w:color w:val="003366"/>
         </w:rPr>
         <w:t>Recherche de Proximité</w:t>
       </w:r>
-      <w:r/>
     </w:p>
     <w:p>
       <w:pPr>
@@ -394,15 +739,16 @@
         <w:t>Recommandations IA personnalisées</w:t>
       </w:r>
     </w:p>
-    <w:p>
-      <w:r/>
+    <w:p/>
+    <w:p>
+      <w:pPr/>
       <w:r>
         <w:rPr>
           <w:b/>
+          <w:color w:val="003366"/>
         </w:rPr>
         <w:t>Création Vidéos Publicitaires</w:t>
       </w:r>
-      <w:r/>
     </w:p>
     <w:p>
       <w:pPr>
@@ -428,15 +774,16 @@
         <w:t>IA audio, effets avancés</w:t>
       </w:r>
     </w:p>
-    <w:p>
-      <w:r/>
+    <w:p/>
+    <w:p>
+      <w:pPr/>
       <w:r>
         <w:rPr>
           <w:b/>
+          <w:color w:val="003366"/>
         </w:rPr>
         <w:t>Services Spécialisés</w:t>
       </w:r>
-      <w:r/>
     </w:p>
     <w:p>
       <w:pPr>
@@ -451,7 +798,7 @@
         <w:pStyle w:val="ListBullet"/>
       </w:pPr>
       <w:r>
-        <w:t>📚 Éducation : Écoles, formations, tutorat</w:t>
+        <w:t>Éducation : Écoles, formations, tutorat</w:t>
       </w:r>
     </w:p>
     <w:p>
@@ -478,15 +825,16 @@
         <w:t>🧹 Aide Ménagère : Planning hebdomadaire</w:t>
       </w:r>
     </w:p>
-    <w:p>
-      <w:r/>
+    <w:p/>
+    <w:p>
+      <w:pPr/>
       <w:r>
         <w:rPr>
           <w:b/>
+          <w:color w:val="003366"/>
         </w:rPr>
         <w:t>E-Commerce Supermarchés</w:t>
       </w:r>
-      <w:r/>
     </w:p>
     <w:p>
       <w:pPr>
@@ -512,19 +860,25 @@
         <w:t>Livraison programmée</w:t>
       </w:r>
     </w:p>
-    <w:p>
-      <w:r>
-        <w:t>__________________________________________________</w:t>
-      </w:r>
-    </w:p>
+    <w:p/>
+    <w:p>
+      <w:r>
+        <w:rPr>
+          <w:color w:val="C8C8C8"/>
+        </w:rPr>
+        <w:t>________________________________________________________________________________</w:t>
+      </w:r>
+    </w:p>
+    <w:p/>
     <w:p>
       <w:pPr>
         <w:pStyle w:val="Heading2"/>
       </w:pPr>
       <w:r>
-        <w:t>SLIDE 4 : MARCHÉ</w:t>
-      </w:r>
-    </w:p>
+        <w:t>SLIDE 5 : MARCHÉ</w:t>
+      </w:r>
+    </w:p>
+    <w:p/>
     <w:p>
       <w:pPr>
         <w:pStyle w:val="Heading3"/>
@@ -533,328 +887,453 @@
         <w:t>Opportunité Massive</w:t>
       </w:r>
     </w:p>
+    <w:p/>
     <w:p>
       <w:pPr>
         <w:pStyle w:val="Heading4"/>
       </w:pPr>
       <w:r>
-        <w:t>TAM : $150+ Milliards</w:t>
+        <w:t>TAM : 90K FCFA+ Milliards</w:t>
       </w:r>
     </w:p>
     <w:p>
       <w:pPr>
         <w:pStyle w:val="ListBullet"/>
       </w:pPr>
-      <w:r>
-        <w:t>**E-commerce** : $75B → $150B (2030)</w:t>
-      </w:r>
-    </w:p>
-    <w:p>
-      <w:pPr>
-        <w:pStyle w:val="ListBullet"/>
-      </w:pPr>
-      <w:r>
-        <w:t>**Livraison** : $12B → $25B</w:t>
-      </w:r>
-    </w:p>
-    <w:p>
-      <w:pPr>
-        <w:pStyle w:val="ListBullet"/>
-      </w:pPr>
-      <w:r>
-        <w:t>**Santé** : $25B → $50B</w:t>
-      </w:r>
-    </w:p>
-    <w:p>
-      <w:pPr>
-        <w:pStyle w:val="ListBullet"/>
-      </w:pPr>
-      <w:r>
-        <w:t>**Transport** : $18B → $35B</w:t>
-      </w:r>
-    </w:p>
-    <w:p>
-      <w:pPr>
-        <w:pStyle w:val="ListBullet"/>
-      </w:pPr>
-      <w:r>
-        <w:t>**Immobilier** : $20B → $40B</w:t>
-      </w:r>
-    </w:p>
-    <w:p>
-      <w:pPr>
-        <w:pStyle w:val="Heading4"/>
-      </w:pPr>
-      <w:r>
-        <w:t>SAM : $45 Milliards</w:t>
-      </w:r>
-    </w:p>
-    <w:p>
-      <w:pPr>
-        <w:pStyle w:val="ListBullet"/>
-      </w:pPr>
-      <w:r>
-        <w:t>**Cameroun** : $8B</w:t>
-      </w:r>
-    </w:p>
-    <w:p>
-      <w:pPr>
-        <w:pStyle w:val="ListBullet"/>
-      </w:pPr>
-      <w:r>
-        <w:t>**Côte d'Ivoire** : $12B</w:t>
-      </w:r>
-    </w:p>
-    <w:p>
-      <w:pPr>
-        <w:pStyle w:val="ListBullet"/>
-      </w:pPr>
-      <w:r>
-        <w:t>**Sénégal** : $6B</w:t>
-      </w:r>
-    </w:p>
-    <w:p>
-      <w:pPr>
-        <w:pStyle w:val="ListBullet"/>
-      </w:pPr>
-      <w:r>
-        <w:t>**Autres francophones** : $19B</w:t>
-      </w:r>
-    </w:p>
-    <w:p>
-      <w:pPr>
-        <w:pStyle w:val="Heading4"/>
-      </w:pPr>
-      <w:r>
-        <w:t>SOM : $2.5 Milliards (5 ans)</w:t>
-      </w:r>
-    </w:p>
-    <w:p>
-      <w:pPr>
-        <w:pStyle w:val="ListBullet"/>
-      </w:pPr>
-      <w:r>
-        <w:t>**Part de marché réaliste** : 5-6%</w:t>
-      </w:r>
-    </w:p>
-    <w:p>
-      <w:pPr>
-        <w:pStyle w:val="ListBullet"/>
-      </w:pPr>
-      <w:r>
-        <w:t>**Objectif 2030** : $180M+ revenus</w:t>
-      </w:r>
-    </w:p>
-    <w:p>
-      <w:pPr>
-        <w:pStyle w:val="Heading4"/>
-      </w:pPr>
-      <w:r>
-        <w:t>Croissance</w:t>
-      </w:r>
-    </w:p>
-    <w:p>
-      <w:pPr>
-        <w:pStyle w:val="ListBullet"/>
-      </w:pPr>
-      <w:r>
-        <w:t>**Pénétration mobile** : 80%+ (croissance 5-8%/an)</w:t>
-      </w:r>
-    </w:p>
-    <w:p>
-      <w:pPr>
-        <w:pStyle w:val="ListBullet"/>
-      </w:pPr>
-      <w:r>
-        <w:t>**Adoption fintech** : 25-30% CAGR</w:t>
-      </w:r>
-    </w:p>
-    <w:p>
-      <w:pPr>
-        <w:pStyle w:val="ListBullet"/>
-      </w:pPr>
-      <w:r>
-        <w:t>**E-commerce** : 20-25% CAGR</w:t>
-      </w:r>
-    </w:p>
-    <w:p>
-      <w:pPr>
-        <w:pStyle w:val="ListBullet"/>
-      </w:pPr>
-      <w:r>
-        <w:t>**Services on-demand** : 30-40% CAGR</w:t>
-      </w:r>
-    </w:p>
-    <w:p>
-      <w:r>
-        <w:t>__________________________________________________</w:t>
-      </w:r>
-    </w:p>
-    <w:p>
-      <w:pPr>
-        <w:pStyle w:val="Heading2"/>
-      </w:pPr>
-      <w:r>
-        <w:t>SLIDE 5 : MODÈLE ÉCONOMIQUE</w:t>
-      </w:r>
-    </w:p>
-    <w:p>
-      <w:pPr>
-        <w:pStyle w:val="Heading3"/>
-      </w:pPr>
-      <w:r>
-        <w:t>Multi-Sources de Revenus</w:t>
-      </w:r>
-    </w:p>
-    <w:p>
-      <w:pPr>
-        <w:pStyle w:val="Heading4"/>
-      </w:pPr>
-      <w:r>
-        <w:t>1. Commissions Livraisons (35%)</w:t>
-      </w:r>
-    </w:p>
-    <w:p>
-      <w:pPr>
-        <w:pStyle w:val="ListBullet"/>
-      </w:pPr>
-      <w:r>
-        <w:t>**15-20%** par transaction</w:t>
-      </w:r>
-    </w:p>
-    <w:p>
-      <w:pPr>
-        <w:pStyle w:val="ListBullet"/>
-      </w:pPr>
-      <w:r>
-        <w:t>**Frais coursiers** : 10-15%</w:t>
-      </w:r>
-    </w:p>
-    <w:p>
-      <w:pPr>
-        <w:pStyle w:val="ListBullet"/>
-      </w:pPr>
-      <w:r>
-        <w:t>**Projection 2026** : $875K</w:t>
-      </w:r>
-    </w:p>
-    <w:p>
-      <w:pPr>
-        <w:pStyle w:val="Heading4"/>
-      </w:pPr>
-      <w:r>
-        <w:t>2. Publicité &amp; Promotion (30%)</w:t>
-      </w:r>
-    </w:p>
-    <w:p>
-      <w:pPr>
-        <w:pStyle w:val="ListBullet"/>
-      </w:pPr>
-      <w:r>
-        <w:t>**Création vidéos** : $50-$200/vidéo</w:t>
-      </w:r>
-    </w:p>
-    <w:p>
-      <w:pPr>
-        <w:pStyle w:val="ListBullet"/>
-      </w:pPr>
-      <w:r>
-        <w:t>**Placement pub** : $500-$5000/mois</w:t>
-      </w:r>
-    </w:p>
-    <w:p>
-      <w:pPr>
-        <w:pStyle w:val="ListBullet"/>
-      </w:pPr>
-      <w:r>
-        <w:t>**Projection 2026** : $750K</w:t>
-      </w:r>
-    </w:p>
-    <w:p>
-      <w:pPr>
-        <w:pStyle w:val="Heading4"/>
-      </w:pPr>
-      <w:r>
-        <w:t>3. Abonnements Premium (20%)</w:t>
-      </w:r>
-    </w:p>
-    <w:p>
-      <w:pPr>
-        <w:pStyle w:val="ListBullet"/>
-      </w:pPr>
-      <w:r>
-        <w:t>**Commerçants** : $29-$99/mois</w:t>
-      </w:r>
-    </w:p>
-    <w:p>
-      <w:pPr>
-        <w:pStyle w:val="ListBullet"/>
-      </w:pPr>
-      <w:r>
-        <w:t>**IA avancée** : $49-$199/mois</w:t>
-      </w:r>
-    </w:p>
-    <w:p>
-      <w:pPr>
-        <w:pStyle w:val="ListBullet"/>
-      </w:pPr>
-      <w:r>
-        <w:t>**Projection 2026** : $500K</w:t>
-      </w:r>
-    </w:p>
-    <w:p>
-      <w:pPr>
-        <w:pStyle w:val="Heading4"/>
-      </w:pPr>
-      <w:r>
-        <w:t>4. Services Spécialisés (10%)</w:t>
-      </w:r>
-    </w:p>
-    <w:p>
-      <w:pPr>
-        <w:pStyle w:val="ListBullet"/>
-      </w:pPr>
-      <w:r>
-        <w:t>**Commissions** : 8-18% selon service</w:t>
-      </w:r>
-    </w:p>
-    <w:p>
-      <w:pPr>
-        <w:pStyle w:val="ListBullet"/>
-      </w:pPr>
-      <w:r>
-        <w:t>**Projection 2026** : $250K</w:t>
-      </w:r>
-    </w:p>
-    <w:p>
-      <w:pPr>
-        <w:pStyle w:val="Heading4"/>
-      </w:pPr>
-      <w:r>
-        <w:t>5. E-Commerce (5%)</w:t>
-      </w:r>
-    </w:p>
-    <w:p>
-      <w:pPr>
-        <w:pStyle w:val="ListBullet"/>
-      </w:pPr>
-      <w:r>
-        <w:t>**Commissions** : 8-12% par vente</w:t>
-      </w:r>
-    </w:p>
-    <w:p>
-      <w:pPr>
-        <w:pStyle w:val="ListBullet"/>
-      </w:pPr>
-      <w:r>
-        <w:t>**Projection 2026** : $125K</w:t>
-      </w:r>
-    </w:p>
-    <w:p>
-      <w:r/>
       <w:r>
         <w:rPr>
           <w:b/>
+          <w:color w:val="003366"/>
+        </w:rPr>
+        <w:t>E-commerce</w:t>
+      </w:r>
+      <w:r>
+        <w:t xml:space="preserve"> : 45000.0 billions FCFA→ 90000.0 billions FCFA(2030)</w:t>
+      </w:r>
+    </w:p>
+    <w:p>
+      <w:pPr>
+        <w:pStyle w:val="ListBullet"/>
+      </w:pPr>
+      <w:r>
+        <w:rPr>
+          <w:b/>
+          <w:color w:val="003366"/>
+        </w:rPr>
+        <w:t>Livraison</w:t>
+      </w:r>
+      <w:r>
+        <w:t xml:space="preserve"> : 7200.0 billions FCFA→ 15000.0 billions FCFA- </w:t>
+      </w:r>
+      <w:r>
+        <w:rPr>
+          <w:b/>
+          <w:color w:val="003366"/>
+        </w:rPr>
+        <w:t>Santé</w:t>
+      </w:r>
+      <w:r>
+        <w:t xml:space="preserve"> : 15000.0 billions FCFA→ 30000.0 billions FCFA- </w:t>
+      </w:r>
+      <w:r>
+        <w:rPr>
+          <w:b/>
+          <w:color w:val="003366"/>
+        </w:rPr>
+        <w:t>Transport</w:t>
+      </w:r>
+      <w:r>
+        <w:t xml:space="preserve"> : 10800.0 billions FCFA→ 21000.0 billions FCFA- </w:t>
+      </w:r>
+      <w:r>
+        <w:rPr>
+          <w:b/>
+          <w:color w:val="003366"/>
+        </w:rPr>
+        <w:t>Immobilier</w:t>
+      </w:r>
+      <w:r>
+        <w:t xml:space="preserve"> : 12000.0 billions FCFA→ 24000.0 billions FCFA#### SAM : 27K FCFAMilliards</w:t>
+      </w:r>
+    </w:p>
+    <w:p>
+      <w:pPr>
+        <w:pStyle w:val="ListBullet"/>
+      </w:pPr>
+      <w:r>
+        <w:rPr>
+          <w:b/>
+          <w:color w:val="003366"/>
+        </w:rPr>
+        <w:t>Cameroun</w:t>
+      </w:r>
+      <w:r>
+        <w:t xml:space="preserve"> : 4800.0 billions FCFA- </w:t>
+      </w:r>
+      <w:r>
+        <w:rPr>
+          <w:b/>
+          <w:color w:val="003366"/>
+        </w:rPr>
+        <w:t>Côte d'Ivoire</w:t>
+      </w:r>
+      <w:r>
+        <w:t xml:space="preserve"> : 7200.0 billions FCFA- </w:t>
+      </w:r>
+      <w:r>
+        <w:rPr>
+          <w:b/>
+          <w:color w:val="003366"/>
+        </w:rPr>
+        <w:t>Sénégal</w:t>
+      </w:r>
+      <w:r>
+        <w:t xml:space="preserve"> : 3600.0 billions FCFA- </w:t>
+      </w:r>
+      <w:r>
+        <w:rPr>
+          <w:b/>
+          <w:color w:val="003366"/>
+        </w:rPr>
+        <w:t>Autres francophones</w:t>
+      </w:r>
+      <w:r>
+        <w:t xml:space="preserve"> : 11400.0 billions FCFA#### SOM : 1K FCFAMilliards (5 ans)</w:t>
+      </w:r>
+    </w:p>
+    <w:p>
+      <w:pPr>
+        <w:pStyle w:val="ListBullet"/>
+      </w:pPr>
+      <w:r>
+        <w:rPr>
+          <w:b/>
+          <w:color w:val="003366"/>
+        </w:rPr>
+        <w:t>Part de marché réaliste</w:t>
+      </w:r>
+      <w:r>
+        <w:t xml:space="preserve"> : 5-6%</w:t>
+      </w:r>
+    </w:p>
+    <w:p>
+      <w:pPr>
+        <w:pStyle w:val="ListBullet"/>
+      </w:pPr>
+      <w:r>
+        <w:rPr>
+          <w:b/>
+          <w:color w:val="003366"/>
+        </w:rPr>
+        <w:t>Objectif 2030</w:t>
+      </w:r>
+      <w:r>
+        <w:t xml:space="preserve"> : 108.0 billions FCFA+ revenus</w:t>
+      </w:r>
+    </w:p>
+    <w:p/>
+    <w:p>
+      <w:pPr>
+        <w:pStyle w:val="Heading4"/>
+      </w:pPr>
+      <w:r>
+        <w:t>Croissance</w:t>
+      </w:r>
+    </w:p>
+    <w:p>
+      <w:pPr>
+        <w:pStyle w:val="ListBullet"/>
+      </w:pPr>
+      <w:r>
+        <w:rPr>
+          <w:b/>
+          <w:color w:val="003366"/>
+        </w:rPr>
+        <w:t>Pénétration mobile</w:t>
+      </w:r>
+      <w:r>
+        <w:t xml:space="preserve"> : 80%+ (croissance 5-8%/an)</w:t>
+      </w:r>
+    </w:p>
+    <w:p>
+      <w:pPr>
+        <w:pStyle w:val="ListBullet"/>
+      </w:pPr>
+      <w:r>
+        <w:rPr>
+          <w:b/>
+          <w:color w:val="003366"/>
+        </w:rPr>
+        <w:t>Adoption fintech</w:t>
+      </w:r>
+      <w:r>
+        <w:t xml:space="preserve"> : 25-30% CAGR</w:t>
+      </w:r>
+    </w:p>
+    <w:p>
+      <w:pPr>
+        <w:pStyle w:val="ListBullet"/>
+      </w:pPr>
+      <w:r>
+        <w:rPr>
+          <w:b/>
+          <w:color w:val="003366"/>
+        </w:rPr>
+        <w:t>E-commerce</w:t>
+      </w:r>
+      <w:r>
+        <w:t xml:space="preserve"> : 20-25% CAGR</w:t>
+      </w:r>
+    </w:p>
+    <w:p>
+      <w:pPr>
+        <w:pStyle w:val="ListBullet"/>
+      </w:pPr>
+      <w:r>
+        <w:rPr>
+          <w:b/>
+          <w:color w:val="003366"/>
+        </w:rPr>
+        <w:t>Services on-demand</w:t>
+      </w:r>
+      <w:r>
+        <w:t xml:space="preserve"> : 30-40% CAGR</w:t>
+      </w:r>
+    </w:p>
+    <w:p/>
+    <w:p>
+      <w:r>
+        <w:rPr>
+          <w:color w:val="C8C8C8"/>
+        </w:rPr>
+        <w:t>________________________________________________________________________________</w:t>
+      </w:r>
+    </w:p>
+    <w:p/>
+    <w:p>
+      <w:pPr>
+        <w:pStyle w:val="Heading2"/>
+      </w:pPr>
+      <w:r>
+        <w:t>SLIDE 5 : MODÈLE ÉCONOMIQUE</w:t>
+      </w:r>
+    </w:p>
+    <w:p/>
+    <w:p>
+      <w:pPr>
+        <w:pStyle w:val="Heading3"/>
+      </w:pPr>
+      <w:r>
+        <w:t>Multi-Sources de Revenus</w:t>
+      </w:r>
+    </w:p>
+    <w:p/>
+    <w:p>
+      <w:pPr>
+        <w:pStyle w:val="Heading4"/>
+      </w:pPr>
+      <w:r>
+        <w:t>1. Commissions Livraisons (35%)</w:t>
+      </w:r>
+    </w:p>
+    <w:p>
+      <w:pPr>
+        <w:pStyle w:val="ListBullet"/>
+      </w:pPr>
+      <w:r>
+        <w:rPr>
+          <w:b/>
+          <w:color w:val="003366"/>
+        </w:rPr>
+        <w:t>15-20%</w:t>
+      </w:r>
+      <w:r>
+        <w:t xml:space="preserve"> par transaction</w:t>
+      </w:r>
+    </w:p>
+    <w:p>
+      <w:pPr>
+        <w:pStyle w:val="ListBullet"/>
+      </w:pPr>
+      <w:r>
+        <w:rPr>
+          <w:b/>
+          <w:color w:val="003366"/>
+        </w:rPr>
+        <w:t>Frais coursiers</w:t>
+      </w:r>
+      <w:r>
+        <w:t xml:space="preserve"> : 10-15%</w:t>
+      </w:r>
+    </w:p>
+    <w:p>
+      <w:pPr>
+        <w:pStyle w:val="ListBullet"/>
+      </w:pPr>
+      <w:r>
+        <w:rPr>
+          <w:b/>
+          <w:color w:val="003366"/>
+        </w:rPr>
+        <w:t>Projection 2026</w:t>
+      </w:r>
+      <w:r>
+        <w:t xml:space="preserve"> : 525 millions FCFA#### 2. Publicité &amp; Promotion (30%)</w:t>
+      </w:r>
+    </w:p>
+    <w:p>
+      <w:pPr>
+        <w:pStyle w:val="ListBullet"/>
+      </w:pPr>
+      <w:r>
+        <w:rPr>
+          <w:b/>
+          <w:color w:val="003366"/>
+        </w:rPr>
+        <w:t>Création vidéos</w:t>
+      </w:r>
+      <w:r>
+        <w:t xml:space="preserve"> : 30K FCFA-120K FCFA/vidéo</w:t>
+      </w:r>
+    </w:p>
+    <w:p>
+      <w:pPr>
+        <w:pStyle w:val="ListBullet"/>
+      </w:pPr>
+      <w:r>
+        <w:rPr>
+          <w:b/>
+          <w:color w:val="003366"/>
+        </w:rPr>
+        <w:t>Placement pub</w:t>
+      </w:r>
+      <w:r>
+        <w:t xml:space="preserve"> : 300K FCFA-3 millions FCFA/mois</w:t>
+      </w:r>
+    </w:p>
+    <w:p>
+      <w:pPr>
+        <w:pStyle w:val="ListBullet"/>
+      </w:pPr>
+      <w:r>
+        <w:rPr>
+          <w:b/>
+          <w:color w:val="003366"/>
+        </w:rPr>
+        <w:t>Projection 2026</w:t>
+      </w:r>
+      <w:r>
+        <w:t xml:space="preserve"> : 450 millions FCFA#### 3. Achat de Tokens (20%)</w:t>
+      </w:r>
+    </w:p>
+    <w:p>
+      <w:pPr>
+        <w:pStyle w:val="ListBullet"/>
+      </w:pPr>
+      <w:r>
+        <w:rPr>
+          <w:b/>
+          <w:color w:val="003366"/>
+        </w:rPr>
+        <w:t>Commerçants</w:t>
+      </w:r>
+      <w:r>
+        <w:t xml:space="preserve"> : 17K FCFA-59K FCFA/mois</w:t>
+      </w:r>
+    </w:p>
+    <w:p>
+      <w:pPr>
+        <w:pStyle w:val="ListBullet"/>
+      </w:pPr>
+      <w:r>
+        <w:rPr>
+          <w:b/>
+          <w:color w:val="003366"/>
+        </w:rPr>
+        <w:t>IA avancée</w:t>
+      </w:r>
+      <w:r>
+        <w:t xml:space="preserve"> : 29K FCFA-119K FCFA/mois</w:t>
+      </w:r>
+    </w:p>
+    <w:p>
+      <w:pPr>
+        <w:pStyle w:val="ListBullet"/>
+      </w:pPr>
+      <w:r>
+        <w:rPr>
+          <w:b/>
+          <w:color w:val="003366"/>
+        </w:rPr>
+        <w:t>Projection 2026</w:t>
+      </w:r>
+      <w:r>
+        <w:t xml:space="preserve"> : 300 millions FCFA#### 4. Services Spécialisés (10%)</w:t>
+      </w:r>
+    </w:p>
+    <w:p>
+      <w:pPr>
+        <w:pStyle w:val="ListBullet"/>
+      </w:pPr>
+      <w:r>
+        <w:rPr>
+          <w:b/>
+          <w:color w:val="003366"/>
+        </w:rPr>
+        <w:t>Commissions</w:t>
+      </w:r>
+      <w:r>
+        <w:t xml:space="preserve"> : 8-18% selon service</w:t>
+      </w:r>
+    </w:p>
+    <w:p>
+      <w:pPr>
+        <w:pStyle w:val="ListBullet"/>
+      </w:pPr>
+      <w:r>
+        <w:rPr>
+          <w:b/>
+          <w:color w:val="003366"/>
+        </w:rPr>
+        <w:t>Projection 2026</w:t>
+      </w:r>
+      <w:r>
+        <w:t xml:space="preserve"> : 150 millions FCFA#### 5. E-Commerce (5%)</w:t>
+      </w:r>
+    </w:p>
+    <w:p>
+      <w:pPr>
+        <w:pStyle w:val="ListBullet"/>
+      </w:pPr>
+      <w:r>
+        <w:rPr>
+          <w:b/>
+          <w:color w:val="003366"/>
+        </w:rPr>
+        <w:t>Commissions</w:t>
+      </w:r>
+      <w:r>
+        <w:t xml:space="preserve"> : 8-12% par vente</w:t>
+      </w:r>
+    </w:p>
+    <w:p>
+      <w:pPr>
+        <w:pStyle w:val="ListBullet"/>
+      </w:pPr>
+      <w:r>
+        <w:rPr>
+          <w:b/>
+          <w:color w:val="003366"/>
+        </w:rPr>
+        <w:t>Projection 2026</w:t>
+      </w:r>
+      <w:r>
+        <w:t xml:space="preserve"> : 75 millions FCFA</w:t>
+      </w:r>
+      <w:r>
+        <w:rPr>
+          <w:b/>
+          <w:color w:val="003366"/>
         </w:rPr>
         <w:t>TOTAL REVENUS 2026</w:t>
       </w:r>
@@ -864,16 +1343,21 @@
       <w:r>
         <w:rPr>
           <w:b/>
+          <w:color w:val="003366"/>
         </w:rPr>
-        <w:t>$2.5M</w:t>
-      </w:r>
-      <w:r/>
-    </w:p>
-    <w:p>
-      <w:r>
-        <w:t>__________________________________________________</w:t>
-      </w:r>
-    </w:p>
+        <w:t>1.5 billions FCFA</w:t>
+      </w:r>
+    </w:p>
+    <w:p/>
+    <w:p>
+      <w:r>
+        <w:rPr>
+          <w:color w:val="C8C8C8"/>
+        </w:rPr>
+        <w:t>________________________________________________________________________________</w:t>
+      </w:r>
+    </w:p>
+    <w:p/>
     <w:p>
       <w:pPr>
         <w:pStyle w:val="Heading2"/>
@@ -882,6 +1366,7 @@
         <w:t>SLIDE 6 : TRACTION &amp; MÉTRIQUES</w:t>
       </w:r>
     </w:p>
+    <w:p/>
     <w:p>
       <w:pPr>
         <w:pStyle w:val="Heading3"/>
@@ -890,148 +1375,13 @@
         <w:t>Progrès Actuels</w:t>
       </w:r>
     </w:p>
+    <w:p/>
     <w:p>
       <w:pPr>
         <w:pStyle w:val="Heading4"/>
       </w:pPr>
       <w:r>
         <w:t>Produit</w:t>
-      </w:r>
-    </w:p>
-    <w:p>
-      <w:pPr>
-        <w:pStyle w:val="ListBullet"/>
-      </w:pPr>
-      <w:r>
-        <w:t>✅ **Backend Rust** : Performance 10x</w:t>
-      </w:r>
-    </w:p>
-    <w:p>
-      <w:pPr>
-        <w:pStyle w:val="ListBullet"/>
-      </w:pPr>
-      <w:r>
-        <w:t>✅ **Frontend React** : Web + Mobile</w:t>
-      </w:r>
-    </w:p>
-    <w:p>
-      <w:pPr>
-        <w:pStyle w:val="ListBullet"/>
-      </w:pPr>
-      <w:r>
-        <w:t>✅ **IA Intégrée** : Création, recommandation</w:t>
-      </w:r>
-    </w:p>
-    <w:p>
-      <w:pPr>
-        <w:pStyle w:val="ListBullet"/>
-      </w:pPr>
-      <w:r>
-        <w:t>✅ **Génération Vidéo** : Remotion automatisée</w:t>
-      </w:r>
-    </w:p>
-    <w:p>
-      <w:pPr>
-        <w:pStyle w:val="ListBullet"/>
-      </w:pPr>
-      <w:r>
-        <w:t>✅ **25+ Catégories** : Services configurés</w:t>
-      </w:r>
-    </w:p>
-    <w:p>
-      <w:pPr>
-        <w:pStyle w:val="Heading4"/>
-      </w:pPr>
-      <w:r>
-        <w:t>Technologie</w:t>
-      </w:r>
-    </w:p>
-    <w:p>
-      <w:pPr>
-        <w:pStyle w:val="ListBullet"/>
-      </w:pPr>
-      <w:r>
-        <w:t>✅ **Architecture scalable** : Cloud-native</w:t>
-      </w:r>
-    </w:p>
-    <w:p>
-      <w:pPr>
-        <w:pStyle w:val="ListBullet"/>
-      </w:pPr>
-      <w:r>
-        <w:t>✅ **Base de données** : PostgreSQL + pgvector</w:t>
-      </w:r>
-    </w:p>
-    <w:p>
-      <w:pPr>
-        <w:pStyle w:val="ListBullet"/>
-      </w:pPr>
-      <w:r>
-        <w:t>✅ **Multi-plateformes** : Web, iOS, Android</w:t>
-      </w:r>
-    </w:p>
-    <w:p>
-      <w:pPr>
-        <w:pStyle w:val="ListBullet"/>
-      </w:pPr>
-      <w:r>
-        <w:t>✅ **Sécurité** : JWT, chiffrement, conformité</w:t>
-      </w:r>
-    </w:p>
-    <w:p>
-      <w:pPr>
-        <w:pStyle w:val="Heading4"/>
-      </w:pPr>
-      <w:r>
-        <w:t>Partenariats</w:t>
-      </w:r>
-    </w:p>
-    <w:p>
-      <w:pPr>
-        <w:pStyle w:val="ListBullet"/>
-      </w:pPr>
-      <w:r>
-        <w:t>🔄 **En cours** : 50+ commerçants pilotes</w:t>
-      </w:r>
-    </w:p>
-    <w:p>
-      <w:pPr>
-        <w:pStyle w:val="ListBullet"/>
-      </w:pPr>
-      <w:r>
-        <w:t>🔄 **En cours** : 100+ coursiers vérifiés</w:t>
-      </w:r>
-    </w:p>
-    <w:p>
-      <w:pPr>
-        <w:pStyle w:val="ListBullet"/>
-      </w:pPr>
-      <w:r>
-        <w:t>🔄 **En cours** : Supermarchés, pharmacies</w:t>
-      </w:r>
-    </w:p>
-    <w:p>
-      <w:pPr>
-        <w:pStyle w:val="Heading4"/>
-      </w:pPr>
-      <w:r>
-        <w:t>Objectifs 2026</w:t>
-      </w:r>
-    </w:p>
-    <w:p>
-      <w:pPr>
-        <w:pStyle w:val="ListBullet"/>
-      </w:pPr>
-      <w:r>
-        <w:t>**500K utilisateurs** actifs</w:t>
-      </w:r>
-    </w:p>
-    <w:p>
-      <w:pPr>
-        <w:pStyle w:val="ListBullet"/>
-      </w:pPr>
-      <w:r>
-        <w:t>**50K partenaires** (commerçants + coursiers)</w:t>
       </w:r>
     </w:p>
     <w:p>
@@ -1041,8 +1391,12 @@
       <w:r>
         <w:rPr>
           <w:b/>
+          <w:color w:val="003366"/>
         </w:rPr>
-        <w:t>$2.5M revenus</w:t>
+        <w:t>Backend Rust</w:t>
+      </w:r>
+      <w:r>
+        <w:t xml:space="preserve"> : Performance 10x</w:t>
       </w:r>
     </w:p>
     <w:p>
@@ -1052,15 +1406,255 @@
       <w:r>
         <w:rPr>
           <w:b/>
+          <w:color w:val="003366"/>
+        </w:rPr>
+        <w:t>Frontend React</w:t>
+      </w:r>
+      <w:r>
+        <w:t xml:space="preserve"> : Web + Mobile</w:t>
+      </w:r>
+    </w:p>
+    <w:p>
+      <w:pPr>
+        <w:pStyle w:val="ListBullet"/>
+      </w:pPr>
+      <w:r>
+        <w:rPr>
+          <w:b/>
+          <w:color w:val="003366"/>
+        </w:rPr>
+        <w:t>IA Intégrée</w:t>
+      </w:r>
+      <w:r>
+        <w:t xml:space="preserve"> : Création, recommandation</w:t>
+      </w:r>
+    </w:p>
+    <w:p>
+      <w:pPr>
+        <w:pStyle w:val="ListBullet"/>
+      </w:pPr>
+      <w:r>
+        <w:rPr>
+          <w:b/>
+          <w:color w:val="003366"/>
+        </w:rPr>
+        <w:t>Génération Vidéo</w:t>
+      </w:r>
+      <w:r>
+        <w:t xml:space="preserve"> : Remotion automatisée</w:t>
+      </w:r>
+    </w:p>
+    <w:p>
+      <w:pPr>
+        <w:pStyle w:val="ListBullet"/>
+      </w:pPr>
+      <w:r>
+        <w:rPr>
+          <w:b/>
+          <w:color w:val="003366"/>
+        </w:rPr>
+        <w:t>25+ Catégories</w:t>
+      </w:r>
+      <w:r>
+        <w:t xml:space="preserve"> : Services configurés</w:t>
+      </w:r>
+    </w:p>
+    <w:p/>
+    <w:p>
+      <w:pPr>
+        <w:pStyle w:val="Heading4"/>
+      </w:pPr>
+      <w:r>
+        <w:t>Technologie</w:t>
+      </w:r>
+    </w:p>
+    <w:p>
+      <w:pPr>
+        <w:pStyle w:val="ListBullet"/>
+      </w:pPr>
+      <w:r>
+        <w:rPr>
+          <w:b/>
+          <w:color w:val="003366"/>
+        </w:rPr>
+        <w:t>Architecture scalable</w:t>
+      </w:r>
+      <w:r>
+        <w:t xml:space="preserve"> : Cloud-native</w:t>
+      </w:r>
+    </w:p>
+    <w:p>
+      <w:pPr>
+        <w:pStyle w:val="ListBullet"/>
+      </w:pPr>
+      <w:r>
+        <w:rPr>
+          <w:b/>
+          <w:color w:val="003366"/>
+        </w:rPr>
+        <w:t>Base de données</w:t>
+      </w:r>
+      <w:r>
+        <w:t xml:space="preserve"> : PostgreSQL + pgvector</w:t>
+      </w:r>
+    </w:p>
+    <w:p>
+      <w:pPr>
+        <w:pStyle w:val="ListBullet"/>
+      </w:pPr>
+      <w:r>
+        <w:rPr>
+          <w:b/>
+          <w:color w:val="003366"/>
+        </w:rPr>
+        <w:t>Multi-plateformes</w:t>
+      </w:r>
+      <w:r>
+        <w:t xml:space="preserve"> : Web, iOS, Android</w:t>
+      </w:r>
+    </w:p>
+    <w:p>
+      <w:pPr>
+        <w:pStyle w:val="ListBullet"/>
+      </w:pPr>
+      <w:r>
+        <w:rPr>
+          <w:b/>
+          <w:color w:val="003366"/>
+        </w:rPr>
+        <w:t>Sécurité</w:t>
+      </w:r>
+      <w:r>
+        <w:t xml:space="preserve"> : JWT, chiffrement, conformité</w:t>
+      </w:r>
+    </w:p>
+    <w:p/>
+    <w:p>
+      <w:pPr>
+        <w:pStyle w:val="Heading4"/>
+      </w:pPr>
+      <w:r>
+        <w:t>Partenariats</w:t>
+      </w:r>
+    </w:p>
+    <w:p>
+      <w:pPr>
+        <w:pStyle w:val="ListBullet"/>
+      </w:pPr>
+      <w:r>
+        <w:rPr>
+          <w:b/>
+          <w:color w:val="003366"/>
+        </w:rPr>
+        <w:t>En cours</w:t>
+      </w:r>
+      <w:r>
+        <w:t xml:space="preserve"> : 50+ commerçants pilotes</w:t>
+      </w:r>
+    </w:p>
+    <w:p>
+      <w:pPr>
+        <w:pStyle w:val="ListBullet"/>
+      </w:pPr>
+      <w:r>
+        <w:rPr>
+          <w:b/>
+          <w:color w:val="003366"/>
+        </w:rPr>
+        <w:t>En cours</w:t>
+      </w:r>
+      <w:r>
+        <w:t xml:space="preserve"> : 100+ coursiers vérifiés</w:t>
+      </w:r>
+    </w:p>
+    <w:p>
+      <w:pPr>
+        <w:pStyle w:val="ListBullet"/>
+      </w:pPr>
+      <w:r>
+        <w:rPr>
+          <w:b/>
+          <w:color w:val="003366"/>
+        </w:rPr>
+        <w:t>En cours</w:t>
+      </w:r>
+      <w:r>
+        <w:t xml:space="preserve"> : Supermarchés, pharmacies</w:t>
+      </w:r>
+    </w:p>
+    <w:p/>
+    <w:p>
+      <w:pPr>
+        <w:pStyle w:val="Heading4"/>
+      </w:pPr>
+      <w:r>
+        <w:t>Objectifs 2026</w:t>
+      </w:r>
+    </w:p>
+    <w:p>
+      <w:pPr>
+        <w:pStyle w:val="ListBullet"/>
+      </w:pPr>
+      <w:r>
+        <w:rPr>
+          <w:b/>
+          <w:color w:val="003366"/>
+        </w:rPr>
+        <w:t>500K utilisateurs</w:t>
+      </w:r>
+      <w:r>
+        <w:t xml:space="preserve"> actifs</w:t>
+      </w:r>
+    </w:p>
+    <w:p>
+      <w:pPr>
+        <w:pStyle w:val="ListBullet"/>
+      </w:pPr>
+      <w:r>
+        <w:rPr>
+          <w:b/>
+          <w:color w:val="003366"/>
+        </w:rPr>
+        <w:t>50K partenaires</w:t>
+      </w:r>
+      <w:r>
+        <w:t xml:space="preserve"> (commerçants + coursiers)</w:t>
+      </w:r>
+    </w:p>
+    <w:p>
+      <w:pPr>
+        <w:pStyle w:val="ListBullet"/>
+      </w:pPr>
+      <w:r>
+        <w:rPr>
+          <w:b/>
+          <w:color w:val="003366"/>
+        </w:rPr>
+        <w:t>1.5 billions FCFArevenus</w:t>
+      </w:r>
+    </w:p>
+    <w:p>
+      <w:pPr>
+        <w:pStyle w:val="ListBullet"/>
+      </w:pPr>
+      <w:r>
+        <w:rPr>
+          <w:b/>
+          <w:color w:val="003366"/>
         </w:rPr>
         <w:t>150K transactions/mois</w:t>
       </w:r>
     </w:p>
-    <w:p>
-      <w:r>
-        <w:t>__________________________________________________</w:t>
-      </w:r>
-    </w:p>
+    <w:p/>
+    <w:p>
+      <w:r>
+        <w:rPr>
+          <w:color w:val="C8C8C8"/>
+        </w:rPr>
+        <w:t>________________________________________________________________________________</w:t>
+      </w:r>
+    </w:p>
+    <w:p/>
     <w:p>
       <w:pPr>
         <w:pStyle w:val="Heading2"/>
@@ -1069,6 +1663,7 @@
         <w:t>SLIDE 7 : AVANTAGES CONCURRENTIELS</w:t>
       </w:r>
     </w:p>
+    <w:p/>
     <w:p>
       <w:pPr>
         <w:pStyle w:val="Heading3"/>
@@ -1077,6 +1672,7 @@
         <w:t>Pourquoi Yukpomnang Gagnera</w:t>
       </w:r>
     </w:p>
+    <w:p/>
     <w:p>
       <w:pPr>
         <w:pStyle w:val="Heading4"/>
@@ -1089,547 +1685,833 @@
       <w:pPr>
         <w:pStyle w:val="ListBullet"/>
       </w:pPr>
-      <w:r>
-        <w:t>**IA avancée** : Création, recommandation unique</w:t>
-      </w:r>
-    </w:p>
-    <w:p>
-      <w:pPr>
-        <w:pStyle w:val="ListBullet"/>
-      </w:pPr>
-      <w:r>
-        <w:t>**Performance** : Backend Rust 10x plus rapide</w:t>
-      </w:r>
-    </w:p>
-    <w:p>
-      <w:pPr>
-        <w:pStyle w:val="ListBullet"/>
-      </w:pPr>
-      <w:r>
-        <w:t>**Scalabilité** : Architecture cloud-native</w:t>
-      </w:r>
-    </w:p>
-    <w:p>
-      <w:pPr>
-        <w:pStyle w:val="ListBullet"/>
-      </w:pPr>
-      <w:r>
-        <w:t>**Innovation** : Génération vidéo automatisée</w:t>
-      </w:r>
-    </w:p>
-    <w:p>
-      <w:pPr>
-        <w:pStyle w:val="Heading4"/>
-      </w:pPr>
-      <w:r>
-        <w:t>2. Écosystème Intégré</w:t>
-      </w:r>
-    </w:p>
-    <w:p>
-      <w:pPr>
-        <w:pStyle w:val="ListBullet"/>
-      </w:pPr>
-      <w:r>
-        <w:t>**Multi-secteurs** : Unique sur marché</w:t>
-      </w:r>
-    </w:p>
-    <w:p>
-      <w:pPr>
-        <w:pStyle w:val="ListBullet"/>
-      </w:pPr>
-      <w:r>
-        <w:t>**Expérience unifiée** : Une seule app</w:t>
-      </w:r>
-    </w:p>
-    <w:p>
-      <w:pPr>
-        <w:pStyle w:val="ListBullet"/>
-      </w:pPr>
-      <w:r>
-        <w:t>**Network effects** : Plus d'utilisateurs = plus de valeur</w:t>
-      </w:r>
-    </w:p>
-    <w:p>
-      <w:pPr>
-        <w:pStyle w:val="Heading4"/>
-      </w:pPr>
-      <w:r>
-        <w:t>3. Première Mover Advantage</w:t>
-      </w:r>
-    </w:p>
-    <w:p>
-      <w:pPr>
-        <w:pStyle w:val="ListBullet"/>
-      </w:pPr>
-      <w:r>
-        <w:t>**Timing** : Avant géants internationaux</w:t>
-      </w:r>
-    </w:p>
-    <w:p>
-      <w:pPr>
-        <w:pStyle w:val="ListBullet"/>
-      </w:pPr>
-      <w:r>
-        <w:t>**Localisation** : Compréhension marché local</w:t>
-      </w:r>
-    </w:p>
-    <w:p>
-      <w:pPr>
-        <w:pStyle w:val="ListBullet"/>
-      </w:pPr>
-      <w:r>
-        <w:t>**Partenariats** : Relations établies</w:t>
-      </w:r>
-    </w:p>
-    <w:p>
-      <w:pPr>
-        <w:pStyle w:val="Heading4"/>
-      </w:pPr>
-      <w:r>
-        <w:t>4. Modèle Économique Optimisé</w:t>
-      </w:r>
-    </w:p>
-    <w:p>
-      <w:pPr>
-        <w:pStyle w:val="ListBullet"/>
-      </w:pPr>
-      <w:r>
-        <w:t>**Multi-sources revenus** : Diversification risques</w:t>
-      </w:r>
-    </w:p>
-    <w:p>
-      <w:pPr>
-        <w:pStyle w:val="ListBullet"/>
-      </w:pPr>
-      <w:r>
-        <w:t>**Prix compétitifs** : 12-18% vs 25-30% concurrents</w:t>
-      </w:r>
-    </w:p>
-    <w:p>
-      <w:pPr>
-        <w:pStyle w:val="ListBullet"/>
-      </w:pPr>
-      <w:r>
-        <w:t>**Scalabilité** : Croissance multiple canaux</w:t>
-      </w:r>
-    </w:p>
-    <w:p>
-      <w:r>
-        <w:t>__________________________________________________</w:t>
-      </w:r>
-    </w:p>
-    <w:p>
-      <w:pPr>
-        <w:pStyle w:val="Heading2"/>
-      </w:pPr>
-      <w:r>
-        <w:t>SLIDE 8 : STRATÉGIE DE CROISSANCE</w:t>
-      </w:r>
-    </w:p>
-    <w:p>
-      <w:pPr>
-        <w:pStyle w:val="Heading3"/>
-      </w:pPr>
-      <w:r>
-        <w:t>Roadmap 2026-2029</w:t>
-      </w:r>
-    </w:p>
-    <w:p>
-      <w:pPr>
-        <w:pStyle w:val="Heading4"/>
-      </w:pPr>
-      <w:r>
-        <w:t>2026 : Lancement Cameroun</w:t>
-      </w:r>
-    </w:p>
-    <w:p>
-      <w:pPr>
-        <w:pStyle w:val="ListBullet"/>
-      </w:pPr>
-      <w:r>
-        <w:t>**Q1** : Beta, partenariats</w:t>
-      </w:r>
-    </w:p>
-    <w:p>
-      <w:pPr>
-        <w:pStyle w:val="ListBullet"/>
-      </w:pPr>
-      <w:r>
-        <w:t>**Q2** : Lancement officiel</w:t>
-      </w:r>
-    </w:p>
-    <w:p>
-      <w:pPr>
-        <w:pStyle w:val="ListBullet"/>
-      </w:pPr>
-      <w:r>
-        <w:t>**Q3-Q4** : Expansion nationale</w:t>
-      </w:r>
-    </w:p>
-    <w:p>
-      <w:pPr>
-        <w:pStyle w:val="ListBullet"/>
-      </w:pPr>
-      <w:r>
-        <w:t>**Objectif** : 500K utilisateurs, $2.5M revenus</w:t>
-      </w:r>
-    </w:p>
-    <w:p>
-      <w:pPr>
-        <w:pStyle w:val="Heading4"/>
-      </w:pPr>
-      <w:r>
-        <w:t>2027 : Expansion 3 Pays</w:t>
-      </w:r>
-    </w:p>
-    <w:p>
-      <w:pPr>
-        <w:pStyle w:val="ListBullet"/>
-      </w:pPr>
-      <w:r>
-        <w:t>**Q1** : Côte d'Ivoire</w:t>
-      </w:r>
-    </w:p>
-    <w:p>
-      <w:pPr>
-        <w:pStyle w:val="ListBullet"/>
-      </w:pPr>
-      <w:r>
-        <w:t>**Q3** : Sénégal</w:t>
-      </w:r>
-    </w:p>
-    <w:p>
-      <w:pPr>
-        <w:pStyle w:val="ListBullet"/>
-      </w:pPr>
-      <w:r>
-        <w:t>**Objectif** : 2.5M utilisateurs, $12M revenus</w:t>
-      </w:r>
-    </w:p>
-    <w:p>
-      <w:pPr>
-        <w:pStyle w:val="Heading4"/>
-      </w:pPr>
-      <w:r>
-        <w:t>2028 : Consolidation Francophone</w:t>
-      </w:r>
-    </w:p>
-    <w:p>
-      <w:pPr>
-        <w:pStyle w:val="ListBullet"/>
-      </w:pPr>
-      <w:r>
-        <w:t>**Expansion** : 10+ pays francophones</w:t>
-      </w:r>
-    </w:p>
-    <w:p>
-      <w:pPr>
-        <w:pStyle w:val="ListBullet"/>
-      </w:pPr>
-      <w:r>
-        <w:t>**Objectif** : 7M utilisateurs, $35M revenus</w:t>
-      </w:r>
-    </w:p>
-    <w:p>
-      <w:pPr>
-        <w:pStyle w:val="Heading4"/>
-      </w:pPr>
-      <w:r>
-        <w:t>2029 : Leadership Panafricain</w:t>
-      </w:r>
-    </w:p>
-    <w:p>
-      <w:pPr>
-        <w:pStyle w:val="ListBullet"/>
-      </w:pPr>
-      <w:r>
-        <w:t>**Anglophone** : Nigeria, Ghana, Kenya, etc.</w:t>
-      </w:r>
-    </w:p>
-    <w:p>
-      <w:pPr>
-        <w:pStyle w:val="ListBullet"/>
-      </w:pPr>
-      <w:r>
-        <w:t>**Lusophone** : Angola, Mozambique</w:t>
-      </w:r>
-    </w:p>
-    <w:p>
-      <w:pPr>
-        <w:pStyle w:val="ListBullet"/>
-      </w:pPr>
-      <w:r>
-        <w:t>**Objectif** : 18M utilisateurs, $85M revenus</w:t>
-      </w:r>
-    </w:p>
-    <w:p>
-      <w:pPr>
-        <w:pStyle w:val="Heading4"/>
-      </w:pPr>
-      <w:r>
-        <w:t>2030 : Leader Consolidé</w:t>
-      </w:r>
-    </w:p>
-    <w:p>
-      <w:pPr>
-        <w:pStyle w:val="ListBullet"/>
-      </w:pPr>
-      <w:r>
-        <w:t>**25+ pays** : Présence panafricaine</w:t>
-      </w:r>
-    </w:p>
-    <w:p>
-      <w:pPr>
-        <w:pStyle w:val="ListBullet"/>
-      </w:pPr>
-      <w:r>
-        <w:t>**Objectif** : 40M utilisateurs, $180M+ revenus</w:t>
-      </w:r>
-    </w:p>
-    <w:p>
-      <w:r>
-        <w:t>__________________________________________________</w:t>
-      </w:r>
-    </w:p>
-    <w:p>
-      <w:pPr>
-        <w:pStyle w:val="Heading2"/>
-      </w:pPr>
-      <w:r>
-        <w:t>SLIDE 9 : ÉQUIPE</w:t>
-      </w:r>
-    </w:p>
-    <w:p>
-      <w:pPr>
-        <w:pStyle w:val="Heading3"/>
-      </w:pPr>
-      <w:r>
-        <w:t>Fondateurs &amp; Direction</w:t>
-      </w:r>
-    </w:p>
-    <w:p>
-      <w:pPr>
-        <w:pStyle w:val="Heading4"/>
-      </w:pPr>
-      <w:r>
-        <w:t>Équipe Technique</w:t>
-      </w:r>
-    </w:p>
-    <w:p>
-      <w:pPr>
-        <w:pStyle w:val="ListBullet"/>
-      </w:pPr>
-      <w:r>
-        <w:t>**Expertise** : Rust, React, IA, scaling</w:t>
-      </w:r>
-    </w:p>
-    <w:p>
-      <w:pPr>
-        <w:pStyle w:val="ListBullet"/>
-      </w:pPr>
-      <w:r>
-        <w:t>**Expérience** : Startups, tech, Afrique</w:t>
-      </w:r>
-    </w:p>
-    <w:p>
-      <w:pPr>
-        <w:pStyle w:val="ListBullet"/>
-      </w:pPr>
-      <w:r>
-        <w:t>**Vision** : Innovation, impact social</w:t>
-      </w:r>
-    </w:p>
-    <w:p>
-      <w:pPr>
-        <w:pStyle w:val="Heading4"/>
-      </w:pPr>
-      <w:r>
-        <w:t>Recrutement Clé (2026)</w:t>
-      </w:r>
-    </w:p>
-    <w:p>
-      <w:pPr>
-        <w:pStyle w:val="ListBullet"/>
-      </w:pPr>
-      <w:r>
-        <w:t>**CEO** : Leadership, stratégie, fundraising</w:t>
-      </w:r>
-    </w:p>
-    <w:p>
-      <w:pPr>
-        <w:pStyle w:val="ListBullet"/>
-      </w:pPr>
-      <w:r>
-        <w:t>**CTO** : Architecture, innovation</w:t>
-      </w:r>
-    </w:p>
-    <w:p>
-      <w:pPr>
-        <w:pStyle w:val="ListBullet"/>
-      </w:pPr>
-      <w:r>
-        <w:t>**CFO** : Finance, légal, opérations</w:t>
-      </w:r>
-    </w:p>
-    <w:p>
-      <w:pPr>
-        <w:pStyle w:val="ListBullet"/>
-      </w:pPr>
-      <w:r>
-        <w:t>**CMO** : Marketing, croissance, branding</w:t>
-      </w:r>
-    </w:p>
-    <w:p>
-      <w:pPr>
-        <w:pStyle w:val="Heading4"/>
-      </w:pPr>
-      <w:r>
-        <w:t>Équipe (2026)</w:t>
-      </w:r>
-    </w:p>
-    <w:p>
-      <w:pPr>
-        <w:pStyle w:val="ListBullet"/>
-      </w:pPr>
-      <w:r>
-        <w:t>**60-85 personnes** : Technique, opérations, marketing, BD</w:t>
-      </w:r>
-    </w:p>
-    <w:p>
-      <w:pPr>
-        <w:pStyle w:val="ListBullet"/>
-      </w:pPr>
-      <w:r>
-        <w:t>**Expertise locale** : Connaissance marché africain</w:t>
-      </w:r>
-    </w:p>
-    <w:p>
-      <w:pPr>
-        <w:pStyle w:val="ListBullet"/>
-      </w:pPr>
-      <w:r>
-        <w:t>**Culture** : Innovation, excellence, impact</w:t>
-      </w:r>
-    </w:p>
-    <w:p>
-      <w:r>
-        <w:t>__________________________________________________</w:t>
-      </w:r>
-    </w:p>
-    <w:p>
-      <w:pPr>
-        <w:pStyle w:val="Heading2"/>
-      </w:pPr>
-      <w:r>
-        <w:t>SLIDE 10 : FINANCEMENT</w:t>
-      </w:r>
-    </w:p>
-    <w:p>
-      <w:pPr>
-        <w:pStyle w:val="Heading3"/>
-      </w:pPr>
-      <w:r>
-        <w:t>Série A : $3.5M - $5M</w:t>
-      </w:r>
-    </w:p>
-    <w:p>
-      <w:pPr>
-        <w:pStyle w:val="Heading4"/>
-      </w:pPr>
-      <w:r>
-        <w:t>Utilisation des Fonds</w:t>
-      </w:r>
-    </w:p>
-    <w:p>
-      <w:r/>
       <w:r>
         <w:rPr>
           <w:b/>
+          <w:color w:val="003366"/>
         </w:rPr>
-        <w:t>40% - Développement Produit ($1.4M-$2M)</w:t>
-      </w:r>
-      <w:r/>
+        <w:t>IA avancée</w:t>
+      </w:r>
+      <w:r>
+        <w:t xml:space="preserve"> : Création, recommandation unique</w:t>
+      </w:r>
     </w:p>
     <w:p>
       <w:pPr>
         <w:pStyle w:val="ListBullet"/>
       </w:pPr>
-      <w:r>
-        <w:t>IA avancée, mobile, infrastructure, vidéo</w:t>
-      </w:r>
-    </w:p>
-    <w:p>
-      <w:r/>
       <w:r>
         <w:rPr>
           <w:b/>
+          <w:color w:val="003366"/>
         </w:rPr>
-        <w:t>30% - Marketing &amp; Acquisition ($1.05M-$1.5M)</w:t>
-      </w:r>
-      <w:r/>
+        <w:t>Performance</w:t>
+      </w:r>
+      <w:r>
+        <w:t xml:space="preserve"> : Backend Rust 10x plus rapide</w:t>
+      </w:r>
     </w:p>
     <w:p>
       <w:pPr>
         <w:pStyle w:val="ListBullet"/>
       </w:pPr>
-      <w:r>
-        <w:t>Campagnes digitales, influenceurs, événements</w:t>
-      </w:r>
-    </w:p>
-    <w:p>
-      <w:r/>
       <w:r>
         <w:rPr>
           <w:b/>
+          <w:color w:val="003366"/>
         </w:rPr>
-        <w:t>15% - Recrutement ($525K-$750K)</w:t>
-      </w:r>
-      <w:r/>
+        <w:t>Scalabilité</w:t>
+      </w:r>
+      <w:r>
+        <w:t xml:space="preserve"> : Architecture cloud-native</w:t>
+      </w:r>
     </w:p>
     <w:p>
       <w:pPr>
         <w:pStyle w:val="ListBullet"/>
       </w:pPr>
-      <w:r>
-        <w:t>Équipe clé, développeurs, opérations</w:t>
-      </w:r>
-    </w:p>
-    <w:p>
-      <w:r/>
       <w:r>
         <w:rPr>
           <w:b/>
+          <w:color w:val="003366"/>
         </w:rPr>
-        <w:t>10% - Infrastructure ($350K-$500K)</w:t>
-      </w:r>
-      <w:r/>
+        <w:t>Innovation</w:t>
+      </w:r>
+      <w:r>
+        <w:t xml:space="preserve"> : Génération vidéo automatisée</w:t>
+      </w:r>
+    </w:p>
+    <w:p/>
+    <w:p>
+      <w:pPr>
+        <w:pStyle w:val="Heading4"/>
+      </w:pPr>
+      <w:r>
+        <w:t>2. Écosystème Intégré</w:t>
+      </w:r>
     </w:p>
     <w:p>
       <w:pPr>
         <w:pStyle w:val="ListBullet"/>
       </w:pPr>
-      <w:r>
-        <w:t>Cloud, outils, bureaux</w:t>
-      </w:r>
-    </w:p>
-    <w:p>
-      <w:r/>
       <w:r>
         <w:rPr>
           <w:b/>
+          <w:color w:val="003366"/>
         </w:rPr>
-        <w:t>5% - Réserve ($175K-$250K)</w:t>
-      </w:r>
-      <w:r/>
+        <w:t>Multi-secteurs</w:t>
+      </w:r>
+      <w:r>
+        <w:t xml:space="preserve"> : Unique sur marché</w:t>
+      </w:r>
     </w:p>
     <w:p>
       <w:pPr>
         <w:pStyle w:val="ListBullet"/>
       </w:pPr>
       <w:r>
+        <w:rPr>
+          <w:b/>
+          <w:color w:val="003366"/>
+        </w:rPr>
+        <w:t>Expérience unifiée</w:t>
+      </w:r>
+      <w:r>
+        <w:t xml:space="preserve"> : Une seule app</w:t>
+      </w:r>
+    </w:p>
+    <w:p>
+      <w:pPr>
+        <w:pStyle w:val="ListBullet"/>
+      </w:pPr>
+      <w:r>
+        <w:rPr>
+          <w:b/>
+          <w:color w:val="003366"/>
+        </w:rPr>
+        <w:t>Network effects</w:t>
+      </w:r>
+      <w:r>
+        <w:t xml:space="preserve"> : Plus d'utilisateurs = plus de valeur</w:t>
+      </w:r>
+    </w:p>
+    <w:p/>
+    <w:p>
+      <w:pPr>
+        <w:pStyle w:val="Heading4"/>
+      </w:pPr>
+      <w:r>
+        <w:t>3. Première Mover Advantage</w:t>
+      </w:r>
+    </w:p>
+    <w:p>
+      <w:pPr>
+        <w:pStyle w:val="ListBullet"/>
+      </w:pPr>
+      <w:r>
+        <w:rPr>
+          <w:b/>
+          <w:color w:val="003366"/>
+        </w:rPr>
+        <w:t>Timing</w:t>
+      </w:r>
+      <w:r>
+        <w:t xml:space="preserve"> : Avant géants internationaux</w:t>
+      </w:r>
+    </w:p>
+    <w:p>
+      <w:pPr>
+        <w:pStyle w:val="ListBullet"/>
+      </w:pPr>
+      <w:r>
+        <w:rPr>
+          <w:b/>
+          <w:color w:val="003366"/>
+        </w:rPr>
+        <w:t>Localisation</w:t>
+      </w:r>
+      <w:r>
+        <w:t xml:space="preserve"> : Compréhension marché local</w:t>
+      </w:r>
+    </w:p>
+    <w:p>
+      <w:pPr>
+        <w:pStyle w:val="ListBullet"/>
+      </w:pPr>
+      <w:r>
+        <w:rPr>
+          <w:b/>
+          <w:color w:val="003366"/>
+        </w:rPr>
+        <w:t>Partenariats</w:t>
+      </w:r>
+      <w:r>
+        <w:t xml:space="preserve"> : Relations établies</w:t>
+      </w:r>
+    </w:p>
+    <w:p/>
+    <w:p>
+      <w:pPr>
+        <w:pStyle w:val="Heading4"/>
+      </w:pPr>
+      <w:r>
+        <w:t>4. Modèle Économique Optimisé</w:t>
+      </w:r>
+    </w:p>
+    <w:p>
+      <w:pPr>
+        <w:pStyle w:val="ListBullet"/>
+      </w:pPr>
+      <w:r>
+        <w:rPr>
+          <w:b/>
+          <w:color w:val="003366"/>
+        </w:rPr>
+        <w:t>Multi-sources revenus</w:t>
+      </w:r>
+      <w:r>
+        <w:t xml:space="preserve"> : Diversification risques</w:t>
+      </w:r>
+    </w:p>
+    <w:p>
+      <w:pPr>
+        <w:pStyle w:val="ListBullet"/>
+      </w:pPr>
+      <w:r>
+        <w:rPr>
+          <w:b/>
+          <w:color w:val="003366"/>
+        </w:rPr>
+        <w:t>Prix compétitifs</w:t>
+      </w:r>
+      <w:r>
+        <w:t xml:space="preserve"> : 12-18% vs 25-30% concurrents</w:t>
+      </w:r>
+    </w:p>
+    <w:p>
+      <w:pPr>
+        <w:pStyle w:val="ListBullet"/>
+      </w:pPr>
+      <w:r>
+        <w:rPr>
+          <w:b/>
+          <w:color w:val="003366"/>
+        </w:rPr>
+        <w:t>Scalabilité</w:t>
+      </w:r>
+      <w:r>
+        <w:t xml:space="preserve"> : Croissance multiple canaux</w:t>
+      </w:r>
+    </w:p>
+    <w:p/>
+    <w:p>
+      <w:r>
+        <w:rPr>
+          <w:color w:val="C8C8C8"/>
+        </w:rPr>
+        <w:t>________________________________________________________________________________</w:t>
+      </w:r>
+    </w:p>
+    <w:p/>
+    <w:p>
+      <w:pPr>
+        <w:pStyle w:val="Heading2"/>
+      </w:pPr>
+      <w:r>
+        <w:t>SLIDE 8 : STRATÉGIE DE CROISSANCE</w:t>
+      </w:r>
+    </w:p>
+    <w:p/>
+    <w:p>
+      <w:pPr>
+        <w:pStyle w:val="Heading3"/>
+      </w:pPr>
+      <w:r>
+        <w:t>Roadmap 2026-2029</w:t>
+      </w:r>
+    </w:p>
+    <w:p/>
+    <w:p>
+      <w:pPr>
+        <w:pStyle w:val="Heading4"/>
+      </w:pPr>
+      <w:r>
+        <w:t>2026 : Lancement Cameroun</w:t>
+      </w:r>
+    </w:p>
+    <w:p>
+      <w:pPr>
+        <w:pStyle w:val="ListBullet"/>
+      </w:pPr>
+      <w:r>
+        <w:rPr>
+          <w:b/>
+          <w:color w:val="003366"/>
+        </w:rPr>
+        <w:t>Q1</w:t>
+      </w:r>
+      <w:r>
+        <w:t xml:space="preserve"> : Beta, partenariats</w:t>
+      </w:r>
+    </w:p>
+    <w:p>
+      <w:pPr>
+        <w:pStyle w:val="ListBullet"/>
+      </w:pPr>
+      <w:r>
+        <w:rPr>
+          <w:b/>
+          <w:color w:val="003366"/>
+        </w:rPr>
+        <w:t>Q2</w:t>
+      </w:r>
+      <w:r>
+        <w:t xml:space="preserve"> : Lancement officiel</w:t>
+      </w:r>
+    </w:p>
+    <w:p>
+      <w:pPr>
+        <w:pStyle w:val="ListBullet"/>
+      </w:pPr>
+      <w:r>
+        <w:rPr>
+          <w:b/>
+          <w:color w:val="003366"/>
+        </w:rPr>
+        <w:t>Q3-Q4</w:t>
+      </w:r>
+      <w:r>
+        <w:t xml:space="preserve"> : Expansion nationale</w:t>
+      </w:r>
+    </w:p>
+    <w:p>
+      <w:pPr>
+        <w:pStyle w:val="ListBullet"/>
+      </w:pPr>
+      <w:r>
+        <w:rPr>
+          <w:b/>
+          <w:color w:val="003366"/>
+        </w:rPr>
+        <w:t>Objectif</w:t>
+      </w:r>
+      <w:r>
+        <w:t xml:space="preserve"> : 500K utilisateurs, 1.5 billions FCFArevenus</w:t>
+      </w:r>
+    </w:p>
+    <w:p/>
+    <w:p>
+      <w:pPr>
+        <w:pStyle w:val="Heading4"/>
+      </w:pPr>
+      <w:r>
+        <w:t>2027 : Expansion 3 Pays</w:t>
+      </w:r>
+    </w:p>
+    <w:p>
+      <w:pPr>
+        <w:pStyle w:val="ListBullet"/>
+      </w:pPr>
+      <w:r>
+        <w:rPr>
+          <w:b/>
+          <w:color w:val="003366"/>
+        </w:rPr>
+        <w:t>Q1</w:t>
+      </w:r>
+      <w:r>
+        <w:t xml:space="preserve"> : Côte d'Ivoire</w:t>
+      </w:r>
+    </w:p>
+    <w:p>
+      <w:pPr>
+        <w:pStyle w:val="ListBullet"/>
+      </w:pPr>
+      <w:r>
+        <w:rPr>
+          <w:b/>
+          <w:color w:val="003366"/>
+        </w:rPr>
+        <w:t>Q3</w:t>
+      </w:r>
+      <w:r>
+        <w:t xml:space="preserve"> : Sénégal</w:t>
+      </w:r>
+    </w:p>
+    <w:p>
+      <w:pPr>
+        <w:pStyle w:val="ListBullet"/>
+      </w:pPr>
+      <w:r>
+        <w:rPr>
+          <w:b/>
+          <w:color w:val="003366"/>
+        </w:rPr>
+        <w:t>Objectif</w:t>
+      </w:r>
+      <w:r>
+        <w:t xml:space="preserve"> : 2.5M utilisateurs, 7.2 billions FCFArevenus</w:t>
+      </w:r>
+    </w:p>
+    <w:p/>
+    <w:p>
+      <w:pPr>
+        <w:pStyle w:val="Heading4"/>
+      </w:pPr>
+      <w:r>
+        <w:t>2028 : Consolidation Francophone</w:t>
+      </w:r>
+    </w:p>
+    <w:p>
+      <w:pPr>
+        <w:pStyle w:val="ListBullet"/>
+      </w:pPr>
+      <w:r>
+        <w:rPr>
+          <w:b/>
+          <w:color w:val="003366"/>
+        </w:rPr>
+        <w:t>Expansion</w:t>
+      </w:r>
+      <w:r>
+        <w:t xml:space="preserve"> : 10+ pays francophones</w:t>
+      </w:r>
+    </w:p>
+    <w:p>
+      <w:pPr>
+        <w:pStyle w:val="ListBullet"/>
+      </w:pPr>
+      <w:r>
+        <w:rPr>
+          <w:b/>
+          <w:color w:val="003366"/>
+        </w:rPr>
+        <w:t>Objectif</w:t>
+      </w:r>
+      <w:r>
+        <w:t xml:space="preserve"> : 7M utilisateurs, 21.0 billions FCFArevenus</w:t>
+      </w:r>
+    </w:p>
+    <w:p/>
+    <w:p>
+      <w:pPr>
+        <w:pStyle w:val="Heading4"/>
+      </w:pPr>
+      <w:r>
+        <w:t>2029 : Leadership Panafricain</w:t>
+      </w:r>
+    </w:p>
+    <w:p>
+      <w:pPr>
+        <w:pStyle w:val="ListBullet"/>
+      </w:pPr>
+      <w:r>
+        <w:rPr>
+          <w:b/>
+          <w:color w:val="003366"/>
+        </w:rPr>
+        <w:t>Anglophone</w:t>
+      </w:r>
+      <w:r>
+        <w:t xml:space="preserve"> : Nigeria, Ghana, Kenya, etc.</w:t>
+      </w:r>
+    </w:p>
+    <w:p>
+      <w:pPr>
+        <w:pStyle w:val="ListBullet"/>
+      </w:pPr>
+      <w:r>
+        <w:rPr>
+          <w:b/>
+          <w:color w:val="003366"/>
+        </w:rPr>
+        <w:t>Lusophone</w:t>
+      </w:r>
+      <w:r>
+        <w:t xml:space="preserve"> : Angola, Mozambique</w:t>
+      </w:r>
+    </w:p>
+    <w:p>
+      <w:pPr>
+        <w:pStyle w:val="ListBullet"/>
+      </w:pPr>
+      <w:r>
+        <w:rPr>
+          <w:b/>
+          <w:color w:val="003366"/>
+        </w:rPr>
+        <w:t>Objectif</w:t>
+      </w:r>
+      <w:r>
+        <w:t xml:space="preserve"> : 18M utilisateurs, 51.0 billions FCFArevenus</w:t>
+      </w:r>
+    </w:p>
+    <w:p/>
+    <w:p>
+      <w:pPr>
+        <w:pStyle w:val="Heading4"/>
+      </w:pPr>
+      <w:r>
+        <w:t>2030 : Leader Consolidé</w:t>
+      </w:r>
+    </w:p>
+    <w:p>
+      <w:pPr>
+        <w:pStyle w:val="ListBullet"/>
+      </w:pPr>
+      <w:r>
+        <w:rPr>
+          <w:b/>
+          <w:color w:val="003366"/>
+        </w:rPr>
+        <w:t>25+ pays</w:t>
+      </w:r>
+      <w:r>
+        <w:t xml:space="preserve"> : Présence panafricaine</w:t>
+      </w:r>
+    </w:p>
+    <w:p>
+      <w:pPr>
+        <w:pStyle w:val="ListBullet"/>
+      </w:pPr>
+      <w:r>
+        <w:rPr>
+          <w:b/>
+          <w:color w:val="003366"/>
+        </w:rPr>
+        <w:t>Objectif</w:t>
+      </w:r>
+      <w:r>
+        <w:t xml:space="preserve"> : 40M utilisateurs, 108.0 billions FCFA+ revenus</w:t>
+      </w:r>
+    </w:p>
+    <w:p/>
+    <w:p>
+      <w:r>
+        <w:rPr>
+          <w:color w:val="C8C8C8"/>
+        </w:rPr>
+        <w:t>________________________________________________________________________________</w:t>
+      </w:r>
+    </w:p>
+    <w:p/>
+    <w:p>
+      <w:pPr>
+        <w:pStyle w:val="Heading2"/>
+      </w:pPr>
+      <w:r>
+        <w:t>SLIDE 9 : ÉQUIPE</w:t>
+      </w:r>
+    </w:p>
+    <w:p/>
+    <w:p>
+      <w:pPr>
+        <w:pStyle w:val="Heading3"/>
+      </w:pPr>
+      <w:r>
+        <w:t>Fondateurs &amp; Direction</w:t>
+      </w:r>
+    </w:p>
+    <w:p/>
+    <w:p>
+      <w:pPr>
+        <w:pStyle w:val="Heading4"/>
+      </w:pPr>
+      <w:r>
+        <w:t>Équipe Technique</w:t>
+      </w:r>
+    </w:p>
+    <w:p>
+      <w:pPr>
+        <w:pStyle w:val="ListBullet"/>
+      </w:pPr>
+      <w:r>
+        <w:rPr>
+          <w:b/>
+          <w:color w:val="003366"/>
+        </w:rPr>
+        <w:t>Expertise</w:t>
+      </w:r>
+      <w:r>
+        <w:t xml:space="preserve"> : Rust, React, IA, scaling</w:t>
+      </w:r>
+    </w:p>
+    <w:p>
+      <w:pPr>
+        <w:pStyle w:val="ListBullet"/>
+      </w:pPr>
+      <w:r>
+        <w:rPr>
+          <w:b/>
+          <w:color w:val="003366"/>
+        </w:rPr>
+        <w:t>Expérience</w:t>
+      </w:r>
+      <w:r>
+        <w:t xml:space="preserve"> : Startups, tech, Afrique</w:t>
+      </w:r>
+    </w:p>
+    <w:p>
+      <w:pPr>
+        <w:pStyle w:val="ListBullet"/>
+      </w:pPr>
+      <w:r>
+        <w:rPr>
+          <w:b/>
+          <w:color w:val="003366"/>
+        </w:rPr>
+        <w:t>Vision</w:t>
+      </w:r>
+      <w:r>
+        <w:t xml:space="preserve"> : Innovation, impact social</w:t>
+      </w:r>
+    </w:p>
+    <w:p/>
+    <w:p>
+      <w:pPr>
+        <w:pStyle w:val="Heading4"/>
+      </w:pPr>
+      <w:r>
+        <w:t>Recrutement Clé (2026)</w:t>
+      </w:r>
+    </w:p>
+    <w:p>
+      <w:pPr>
+        <w:pStyle w:val="ListBullet"/>
+      </w:pPr>
+      <w:r>
+        <w:rPr>
+          <w:b/>
+          <w:color w:val="003366"/>
+        </w:rPr>
+        <w:t>CEO</w:t>
+      </w:r>
+      <w:r>
+        <w:t xml:space="preserve"> : Leadership, stratégie, fundraising</w:t>
+      </w:r>
+    </w:p>
+    <w:p>
+      <w:pPr>
+        <w:pStyle w:val="ListBullet"/>
+      </w:pPr>
+      <w:r>
+        <w:rPr>
+          <w:b/>
+          <w:color w:val="003366"/>
+        </w:rPr>
+        <w:t>CTO</w:t>
+      </w:r>
+      <w:r>
+        <w:t xml:space="preserve"> : Architecture, innovation</w:t>
+      </w:r>
+    </w:p>
+    <w:p>
+      <w:pPr>
+        <w:pStyle w:val="ListBullet"/>
+      </w:pPr>
+      <w:r>
+        <w:rPr>
+          <w:b/>
+          <w:color w:val="003366"/>
+        </w:rPr>
+        <w:t>CFO</w:t>
+      </w:r>
+      <w:r>
+        <w:t xml:space="preserve"> : Finance, légal, opérations</w:t>
+      </w:r>
+    </w:p>
+    <w:p>
+      <w:pPr>
+        <w:pStyle w:val="ListBullet"/>
+      </w:pPr>
+      <w:r>
+        <w:rPr>
+          <w:b/>
+          <w:color w:val="003366"/>
+        </w:rPr>
+        <w:t>CMO</w:t>
+      </w:r>
+      <w:r>
+        <w:t xml:space="preserve"> : Marketing, croissance, branding</w:t>
+      </w:r>
+    </w:p>
+    <w:p/>
+    <w:p>
+      <w:pPr>
+        <w:pStyle w:val="Heading4"/>
+      </w:pPr>
+      <w:r>
+        <w:t>Équipe (2026)</w:t>
+      </w:r>
+    </w:p>
+    <w:p>
+      <w:pPr>
+        <w:pStyle w:val="ListBullet"/>
+      </w:pPr>
+      <w:r>
+        <w:rPr>
+          <w:b/>
+          <w:color w:val="003366"/>
+        </w:rPr>
+        <w:t>60-85 personnes</w:t>
+      </w:r>
+      <w:r>
+        <w:t xml:space="preserve"> : Technique, opérations, marketing, BD</w:t>
+      </w:r>
+    </w:p>
+    <w:p>
+      <w:pPr>
+        <w:pStyle w:val="ListBullet"/>
+      </w:pPr>
+      <w:r>
+        <w:rPr>
+          <w:b/>
+          <w:color w:val="003366"/>
+        </w:rPr>
+        <w:t>Expertise locale</w:t>
+      </w:r>
+      <w:r>
+        <w:t xml:space="preserve"> : Connaissance marché africain</w:t>
+      </w:r>
+    </w:p>
+    <w:p>
+      <w:pPr>
+        <w:pStyle w:val="ListBullet"/>
+      </w:pPr>
+      <w:r>
+        <w:rPr>
+          <w:b/>
+          <w:color w:val="003366"/>
+        </w:rPr>
+        <w:t>Culture</w:t>
+      </w:r>
+      <w:r>
+        <w:t xml:space="preserve"> : Innovation, excellence, impact</w:t>
+      </w:r>
+    </w:p>
+    <w:p/>
+    <w:p>
+      <w:r>
+        <w:rPr>
+          <w:color w:val="C8C8C8"/>
+        </w:rPr>
+        <w:t>________________________________________________________________________________</w:t>
+      </w:r>
+    </w:p>
+    <w:p/>
+    <w:p>
+      <w:pPr>
+        <w:pStyle w:val="Heading2"/>
+      </w:pPr>
+      <w:r>
+        <w:t>SLIDE 10 : FINANCEMENT</w:t>
+      </w:r>
+    </w:p>
+    <w:p/>
+    <w:p>
+      <w:pPr>
+        <w:pStyle w:val="Heading3"/>
+      </w:pPr>
+      <w:r>
+        <w:t>Série A : 2.1 billions FCFA- 3.0 billions FCFA#### Utilisation des Fonds</w:t>
+      </w:r>
+    </w:p>
+    <w:p/>
+    <w:p>
+      <w:pPr/>
+      <w:r>
+        <w:rPr>
+          <w:b/>
+          <w:color w:val="003366"/>
+        </w:rPr>
+        <w:t>40% - Développement Produit (840 millions FCFA-1.2 billions FCFA)</w:t>
+      </w:r>
+    </w:p>
+    <w:p>
+      <w:pPr>
+        <w:pStyle w:val="ListBullet"/>
+      </w:pPr>
+      <w:r>
+        <w:t>IA avancée, mobile, infrastructure, vidéo</w:t>
+      </w:r>
+    </w:p>
+    <w:p/>
+    <w:p>
+      <w:pPr/>
+      <w:r>
+        <w:rPr>
+          <w:b/>
+          <w:color w:val="003366"/>
+        </w:rPr>
+        <w:t>30% - Marketing &amp; Acquisition (630 millions FCFA-900 millions FCFA)</w:t>
+      </w:r>
+    </w:p>
+    <w:p>
+      <w:pPr>
+        <w:pStyle w:val="ListBullet"/>
+      </w:pPr>
+      <w:r>
+        <w:t>Campagnes digitales, influenceurs, événements</w:t>
+      </w:r>
+    </w:p>
+    <w:p/>
+    <w:p>
+      <w:pPr/>
+      <w:r>
+        <w:rPr>
+          <w:b/>
+          <w:color w:val="003366"/>
+        </w:rPr>
+        <w:t>15% - Recrutement (315 millions FCFA-450 millions FCFA)</w:t>
+      </w:r>
+    </w:p>
+    <w:p>
+      <w:pPr>
+        <w:pStyle w:val="ListBullet"/>
+      </w:pPr>
+      <w:r>
+        <w:t>Équipe clé, développeurs, opérations</w:t>
+      </w:r>
+    </w:p>
+    <w:p/>
+    <w:p>
+      <w:pPr/>
+      <w:r>
+        <w:rPr>
+          <w:b/>
+          <w:color w:val="003366"/>
+        </w:rPr>
+        <w:t>10% - Infrastructure (210 millions FCFA-300 millions FCFA)</w:t>
+      </w:r>
+    </w:p>
+    <w:p>
+      <w:pPr>
+        <w:pStyle w:val="ListBullet"/>
+      </w:pPr>
+      <w:r>
+        <w:t>Cloud, outils, bureaux</w:t>
+      </w:r>
+    </w:p>
+    <w:p/>
+    <w:p>
+      <w:pPr/>
+      <w:r>
+        <w:rPr>
+          <w:b/>
+          <w:color w:val="003366"/>
+        </w:rPr>
+        <w:t>5% - Réserve (105 millions FCFA-150 millions FCFA)</w:t>
+      </w:r>
+    </w:p>
+    <w:p>
+      <w:pPr>
+        <w:pStyle w:val="ListBullet"/>
+      </w:pPr>
+      <w:r>
         <w:t>Trésorerie, imprévus</w:t>
       </w:r>
     </w:p>
+    <w:p/>
     <w:p>
       <w:pPr>
         <w:pStyle w:val="Heading4"/>
@@ -1643,7 +2525,14 @@
         <w:pStyle w:val="ListBullet"/>
       </w:pPr>
       <w:r>
-        <w:t>**Durée** : 12-18 mois</w:t>
+        <w:rPr>
+          <w:b/>
+          <w:color w:val="003366"/>
+        </w:rPr>
+        <w:t>Durée</w:t>
+      </w:r>
+      <w:r>
+        <w:t xml:space="preserve"> : 12-18 mois</w:t>
       </w:r>
     </w:p>
     <w:p>
@@ -1651,7 +2540,14 @@
         <w:pStyle w:val="ListBullet"/>
       </w:pPr>
       <w:r>
-        <w:t>**Objectif** : $2.5M revenus, 500K utilisateurs</w:t>
+        <w:rPr>
+          <w:b/>
+          <w:color w:val="003366"/>
+        </w:rPr>
+        <w:t>Objectif</w:t>
+      </w:r>
+      <w:r>
+        <w:t xml:space="preserve"> : 1.5 billions FCFArevenus, 500K utilisateurs</w:t>
       </w:r>
     </w:p>
     <w:p>
@@ -1659,14 +2555,26 @@
         <w:pStyle w:val="ListBullet"/>
       </w:pPr>
       <w:r>
-        <w:t>**Milestone** : Préparation Série B</w:t>
-      </w:r>
-    </w:p>
-    <w:p>
-      <w:r>
-        <w:t>__________________________________________________</w:t>
-      </w:r>
-    </w:p>
+        <w:rPr>
+          <w:b/>
+          <w:color w:val="003366"/>
+        </w:rPr>
+        <w:t>Milestone</w:t>
+      </w:r>
+      <w:r>
+        <w:t xml:space="preserve"> : Préparation Série B</w:t>
+      </w:r>
+    </w:p>
+    <w:p/>
+    <w:p>
+      <w:r>
+        <w:rPr>
+          <w:color w:val="C8C8C8"/>
+        </w:rPr>
+        <w:t>________________________________________________________________________________</w:t>
+      </w:r>
+    </w:p>
+    <w:p/>
     <w:p>
       <w:pPr>
         <w:pStyle w:val="Heading2"/>
@@ -1675,12 +2583,23 @@
         <w:t>SLIDE 11 : PROJECTIONS FINANCIÈRES</w:t>
       </w:r>
     </w:p>
+    <w:p/>
     <w:p>
       <w:pPr>
         <w:pStyle w:val="Heading3"/>
       </w:pPr>
       <w:r>
         <w:t>Revenus &amp; Rentabilité</w:t>
+      </w:r>
+    </w:p>
+    <w:p/>
+    <w:p/>
+    <w:p>
+      <w:pPr>
+        <w:pStyle w:val="Heading4"/>
+      </w:pPr>
+      <w:r>
+        <w:t>Métriques Clés</w:t>
       </w:r>
     </w:p>
     <w:tbl>
@@ -1700,11 +2619,13 @@
         <w:tc>
           <w:tcPr>
             <w:tcW w:type="dxa" w:w="1728"/>
+            <w:shd w:fill="E7E6E6"/>
           </w:tcPr>
           <w:p>
             <w:r>
               <w:rPr>
                 <w:b/>
+                <w:sz w:val="22"/>
               </w:rPr>
               <w:t>Année</w:t>
             </w:r>
@@ -1713,11 +2634,13 @@
         <w:tc>
           <w:tcPr>
             <w:tcW w:type="dxa" w:w="1728"/>
+            <w:shd w:fill="E7E6E6"/>
           </w:tcPr>
           <w:p>
             <w:r>
               <w:rPr>
                 <w:b/>
+                <w:sz w:val="22"/>
               </w:rPr>
               <w:t>Revenus</w:t>
             </w:r>
@@ -1726,11 +2649,13 @@
         <w:tc>
           <w:tcPr>
             <w:tcW w:type="dxa" w:w="1728"/>
+            <w:shd w:fill="E7E6E6"/>
           </w:tcPr>
           <w:p>
             <w:r>
               <w:rPr>
                 <w:b/>
+                <w:sz w:val="22"/>
               </w:rPr>
               <w:t>Croissance</w:t>
             </w:r>
@@ -1739,11 +2664,13 @@
         <w:tc>
           <w:tcPr>
             <w:tcW w:type="dxa" w:w="1728"/>
+            <w:shd w:fill="E7E6E6"/>
           </w:tcPr>
           <w:p>
             <w:r>
               <w:rPr>
                 <w:b/>
+                <w:sz w:val="22"/>
               </w:rPr>
               <w:t>EBITDA</w:t>
             </w:r>
@@ -1752,11 +2679,13 @@
         <w:tc>
           <w:tcPr>
             <w:tcW w:type="dxa" w:w="1728"/>
+            <w:shd w:fill="E7E6E6"/>
           </w:tcPr>
           <w:p>
             <w:r>
               <w:rPr>
                 <w:b/>
+                <w:sz w:val="22"/>
               </w:rPr>
               <w:t>Marge</w:t>
             </w:r>
@@ -1770,7 +2699,12 @@
           </w:tcPr>
           <w:p>
             <w:r>
-              <w:t>**2026**</w:t>
+              <w:rPr>
+                <w:b/>
+                <w:color w:val="003366"/>
+                <w:sz w:val="20"/>
+              </w:rPr>
+              <w:t>2026</w:t>
             </w:r>
           </w:p>
         </w:tc>
@@ -1780,7 +2714,10 @@
           </w:tcPr>
           <w:p>
             <w:r>
-              <w:t>$2.5M</w:t>
+              <w:rPr>
+                <w:sz w:val="20"/>
+              </w:rPr>
+              <w:t>1.5 billions FCFA</w:t>
             </w:r>
           </w:p>
         </w:tc>
@@ -1790,6 +2727,9 @@
           </w:tcPr>
           <w:p>
             <w:r>
+              <w:rPr>
+                <w:sz w:val="20"/>
+              </w:rPr>
               <w:t>-</w:t>
             </w:r>
           </w:p>
@@ -1800,7 +2740,10 @@
           </w:tcPr>
           <w:p>
             <w:r>
-              <w:t>-$300K</w:t>
+              <w:rPr>
+                <w:sz w:val="20"/>
+              </w:rPr>
+              <w:t>-180 millions FCFA</w:t>
             </w:r>
           </w:p>
         </w:tc>
@@ -1810,6 +2753,9 @@
           </w:tcPr>
           <w:p>
             <w:r>
+              <w:rPr>
+                <w:sz w:val="20"/>
+              </w:rPr>
               <w:t>-12%</w:t>
             </w:r>
           </w:p>
@@ -1822,7 +2768,12 @@
           </w:tcPr>
           <w:p>
             <w:r>
-              <w:t>**2027**</w:t>
+              <w:rPr>
+                <w:b/>
+                <w:color w:val="003366"/>
+                <w:sz w:val="20"/>
+              </w:rPr>
+              <w:t>2027</w:t>
             </w:r>
           </w:p>
         </w:tc>
@@ -1832,7 +2783,10 @@
           </w:tcPr>
           <w:p>
             <w:r>
-              <w:t>$12M</w:t>
+              <w:rPr>
+                <w:sz w:val="20"/>
+              </w:rPr>
+              <w:t>7.2 billions FCFA</w:t>
             </w:r>
           </w:p>
         </w:tc>
@@ -1842,6 +2796,9 @@
           </w:tcPr>
           <w:p>
             <w:r>
+              <w:rPr>
+                <w:sz w:val="20"/>
+              </w:rPr>
               <w:t>+380%</w:t>
             </w:r>
           </w:p>
@@ -1852,7 +2809,10 @@
           </w:tcPr>
           <w:p>
             <w:r>
-              <w:t>+$2.4M</w:t>
+              <w:rPr>
+                <w:sz w:val="20"/>
+              </w:rPr>
+              <w:t>+1.4 billions FCFA</w:t>
             </w:r>
           </w:p>
         </w:tc>
@@ -1862,6 +2822,9 @@
           </w:tcPr>
           <w:p>
             <w:r>
+              <w:rPr>
+                <w:sz w:val="20"/>
+              </w:rPr>
               <w:t>+20%</w:t>
             </w:r>
           </w:p>
@@ -1874,7 +2837,12 @@
           </w:tcPr>
           <w:p>
             <w:r>
-              <w:t>**2028**</w:t>
+              <w:rPr>
+                <w:b/>
+                <w:color w:val="003366"/>
+                <w:sz w:val="20"/>
+              </w:rPr>
+              <w:t>2028</w:t>
             </w:r>
           </w:p>
         </w:tc>
@@ -1884,7 +2852,10 @@
           </w:tcPr>
           <w:p>
             <w:r>
-              <w:t>$35M</w:t>
+              <w:rPr>
+                <w:sz w:val="20"/>
+              </w:rPr>
+              <w:t>21.0 billions FCFA</w:t>
             </w:r>
           </w:p>
         </w:tc>
@@ -1894,6 +2865,9 @@
           </w:tcPr>
           <w:p>
             <w:r>
+              <w:rPr>
+                <w:sz w:val="20"/>
+              </w:rPr>
               <w:t>+192%</w:t>
             </w:r>
           </w:p>
@@ -1904,7 +2878,10 @@
           </w:tcPr>
           <w:p>
             <w:r>
-              <w:t>+$7M</w:t>
+              <w:rPr>
+                <w:sz w:val="20"/>
+              </w:rPr>
+              <w:t>+4.2 billions FCFA</w:t>
             </w:r>
           </w:p>
         </w:tc>
@@ -1914,6 +2891,9 @@
           </w:tcPr>
           <w:p>
             <w:r>
+              <w:rPr>
+                <w:sz w:val="20"/>
+              </w:rPr>
               <w:t>+20%</w:t>
             </w:r>
           </w:p>
@@ -1926,7 +2906,12 @@
           </w:tcPr>
           <w:p>
             <w:r>
-              <w:t>**2029**</w:t>
+              <w:rPr>
+                <w:b/>
+                <w:color w:val="003366"/>
+                <w:sz w:val="20"/>
+              </w:rPr>
+              <w:t>2029</w:t>
             </w:r>
           </w:p>
         </w:tc>
@@ -1936,7 +2921,10 @@
           </w:tcPr>
           <w:p>
             <w:r>
-              <w:t>$85M</w:t>
+              <w:rPr>
+                <w:sz w:val="20"/>
+              </w:rPr>
+              <w:t>51.0 billions FCFA</w:t>
             </w:r>
           </w:p>
         </w:tc>
@@ -1946,6 +2934,9 @@
           </w:tcPr>
           <w:p>
             <w:r>
+              <w:rPr>
+                <w:sz w:val="20"/>
+              </w:rPr>
               <w:t>+143%</w:t>
             </w:r>
           </w:p>
@@ -1956,7 +2947,10 @@
           </w:tcPr>
           <w:p>
             <w:r>
-              <w:t>+$21.25M</w:t>
+              <w:rPr>
+                <w:sz w:val="20"/>
+              </w:rPr>
+              <w:t>+12.8 billions FCFA</w:t>
             </w:r>
           </w:p>
         </w:tc>
@@ -1966,6 +2960,9 @@
           </w:tcPr>
           <w:p>
             <w:r>
+              <w:rPr>
+                <w:sz w:val="20"/>
+              </w:rPr>
               <w:t>+25%</w:t>
             </w:r>
           </w:p>
@@ -1978,7 +2975,12 @@
           </w:tcPr>
           <w:p>
             <w:r>
-              <w:t>**2030**</w:t>
+              <w:rPr>
+                <w:b/>
+                <w:color w:val="003366"/>
+                <w:sz w:val="20"/>
+              </w:rPr>
+              <w:t>2030</w:t>
             </w:r>
           </w:p>
         </w:tc>
@@ -1988,7 +2990,10 @@
           </w:tcPr>
           <w:p>
             <w:r>
-              <w:t>$180M</w:t>
+              <w:rPr>
+                <w:sz w:val="20"/>
+              </w:rPr>
+              <w:t>108.0 billions FCFA</w:t>
             </w:r>
           </w:p>
         </w:tc>
@@ -1998,6 +3003,9 @@
           </w:tcPr>
           <w:p>
             <w:r>
+              <w:rPr>
+                <w:sz w:val="20"/>
+              </w:rPr>
               <w:t>+112%</w:t>
             </w:r>
           </w:p>
@@ -2008,7 +3016,10 @@
           </w:tcPr>
           <w:p>
             <w:r>
-              <w:t>+$54M</w:t>
+              <w:rPr>
+                <w:sz w:val="20"/>
+              </w:rPr>
+              <w:t>+32.4 billions FCFA</w:t>
             </w:r>
           </w:p>
         </w:tc>
@@ -2018,6 +3029,9 @@
           </w:tcPr>
           <w:p>
             <w:r>
+              <w:rPr>
+                <w:sz w:val="20"/>
+              </w:rPr>
               <w:t>+30%</w:t>
             </w:r>
           </w:p>
@@ -2026,63 +3040,103 @@
     </w:tbl>
     <w:p>
       <w:pPr>
+        <w:pStyle w:val="ListBullet"/>
+      </w:pPr>
+      <w:r>
+        <w:rPr>
+          <w:b/>
+          <w:color w:val="003366"/>
+        </w:rPr>
+        <w:t>CAC</w:t>
+      </w:r>
+      <w:r>
+        <w:t xml:space="preserve"> : &lt;4K FCFA(2026), &lt;3K FCFA(2029)</w:t>
+      </w:r>
+    </w:p>
+    <w:p>
+      <w:pPr>
+        <w:pStyle w:val="ListBullet"/>
+      </w:pPr>
+      <w:r>
+        <w:rPr>
+          <w:b/>
+          <w:color w:val="003366"/>
+        </w:rPr>
+        <w:t>LTV</w:t>
+      </w:r>
+      <w:r>
+        <w:t xml:space="preserve"> : 48K FCFA-72K FCFA- </w:t>
+      </w:r>
+      <w:r>
+        <w:rPr>
+          <w:b/>
+          <w:color w:val="003366"/>
+        </w:rPr>
+        <w:t>LTV/CAC</w:t>
+      </w:r>
+      <w:r>
+        <w:t xml:space="preserve"> : &gt;10x</w:t>
+      </w:r>
+    </w:p>
+    <w:p>
+      <w:pPr>
+        <w:pStyle w:val="ListBullet"/>
+      </w:pPr>
+      <w:r>
+        <w:rPr>
+          <w:b/>
+          <w:color w:val="003366"/>
+        </w:rPr>
+        <w:t>Take Rate</w:t>
+      </w:r>
+      <w:r>
+        <w:t xml:space="preserve"> : 11-13%</w:t>
+      </w:r>
+    </w:p>
+    <w:p/>
+    <w:p>
+      <w:r>
+        <w:rPr>
+          <w:color w:val="C8C8C8"/>
+        </w:rPr>
+        <w:t>________________________________________________________________________________</w:t>
+      </w:r>
+    </w:p>
+    <w:p/>
+    <w:p>
+      <w:pPr>
+        <w:pStyle w:val="Heading2"/>
+      </w:pPr>
+      <w:r>
+        <w:t>SLIDE 12 : VALORISATION &amp; SORTIE</w:t>
+      </w:r>
+    </w:p>
+    <w:p/>
+    <w:p>
+      <w:pPr>
+        <w:pStyle w:val="Heading3"/>
+      </w:pPr>
+      <w:r>
+        <w:t>Valorisation Projetée</w:t>
+      </w:r>
+    </w:p>
+    <w:p/>
+    <w:p/>
+    <w:p>
+      <w:pPr>
+        <w:pStyle w:val="Heading3"/>
+      </w:pPr>
+      <w:r>
+        <w:t>Retour sur Investissement</w:t>
+      </w:r>
+    </w:p>
+    <w:p/>
+    <w:p>
+      <w:pPr>
         <w:pStyle w:val="Heading4"/>
       </w:pPr>
       <w:r>
-        <w:t>Métriques Clés</w:t>
-      </w:r>
-    </w:p>
-    <w:p>
-      <w:pPr>
-        <w:pStyle w:val="ListBullet"/>
-      </w:pPr>
-      <w:r>
-        <w:t>**CAC** : &lt;$8 (2026), &lt;$5 (2029)</w:t>
-      </w:r>
-    </w:p>
-    <w:p>
-      <w:pPr>
-        <w:pStyle w:val="ListBullet"/>
-      </w:pPr>
-      <w:r>
-        <w:t>**LTV** : $80-$120</w:t>
-      </w:r>
-    </w:p>
-    <w:p>
-      <w:pPr>
-        <w:pStyle w:val="ListBullet"/>
-      </w:pPr>
-      <w:r>
-        <w:t>**LTV/CAC** : &gt;10x</w:t>
-      </w:r>
-    </w:p>
-    <w:p>
-      <w:pPr>
-        <w:pStyle w:val="ListBullet"/>
-      </w:pPr>
-      <w:r>
-        <w:t>**Take Rate** : 11-13%</w:t>
-      </w:r>
-    </w:p>
-    <w:p>
-      <w:r>
-        <w:t>__________________________________________________</w:t>
-      </w:r>
-    </w:p>
-    <w:p>
-      <w:pPr>
-        <w:pStyle w:val="Heading2"/>
-      </w:pPr>
-      <w:r>
-        <w:t>SLIDE 12 : VALORISATION &amp; SORTIE</w:t>
-      </w:r>
-    </w:p>
-    <w:p>
-      <w:pPr>
-        <w:pStyle w:val="Heading3"/>
-      </w:pPr>
-      <w:r>
-        <w:t>Valorisation Projetée</w:t>
+        <w:t>Scénario Conservateur</w:t>
       </w:r>
     </w:p>
     <w:tbl>
@@ -2101,11 +3155,13 @@
         <w:tc>
           <w:tcPr>
             <w:tcW w:type="dxa" w:w="2160"/>
+            <w:shd w:fill="E7E6E6"/>
           </w:tcPr>
           <w:p>
             <w:r>
               <w:rPr>
                 <w:b/>
+                <w:sz w:val="22"/>
               </w:rPr>
               <w:t>Année</w:t>
             </w:r>
@@ -2114,11 +3170,13 @@
         <w:tc>
           <w:tcPr>
             <w:tcW w:type="dxa" w:w="2160"/>
+            <w:shd w:fill="E7E6E6"/>
           </w:tcPr>
           <w:p>
             <w:r>
               <w:rPr>
                 <w:b/>
+                <w:sz w:val="22"/>
               </w:rPr>
               <w:t>Revenus</w:t>
             </w:r>
@@ -2127,11 +3185,13 @@
         <w:tc>
           <w:tcPr>
             <w:tcW w:type="dxa" w:w="2160"/>
+            <w:shd w:fill="E7E6E6"/>
           </w:tcPr>
           <w:p>
             <w:r>
               <w:rPr>
                 <w:b/>
+                <w:sz w:val="22"/>
               </w:rPr>
               <w:t>Multiple</w:t>
             </w:r>
@@ -2140,11 +3200,13 @@
         <w:tc>
           <w:tcPr>
             <w:tcW w:type="dxa" w:w="2160"/>
+            <w:shd w:fill="E7E6E6"/>
           </w:tcPr>
           <w:p>
             <w:r>
               <w:rPr>
                 <w:b/>
+                <w:sz w:val="22"/>
               </w:rPr>
               <w:t>Valorisation</w:t>
             </w:r>
@@ -2158,7 +3220,12 @@
           </w:tcPr>
           <w:p>
             <w:r>
-              <w:t>**2026 (Série A)**</w:t>
+              <w:rPr>
+                <w:b/>
+                <w:color w:val="003366"/>
+                <w:sz w:val="20"/>
+              </w:rPr>
+              <w:t>2026 (Série A)</w:t>
             </w:r>
           </w:p>
         </w:tc>
@@ -2168,7 +3235,10 @@
           </w:tcPr>
           <w:p>
             <w:r>
-              <w:t>$2.5M</w:t>
+              <w:rPr>
+                <w:sz w:val="20"/>
+              </w:rPr>
+              <w:t>1.5 billions FCFA</w:t>
             </w:r>
           </w:p>
         </w:tc>
@@ -2178,6 +3248,9 @@
           </w:tcPr>
           <w:p>
             <w:r>
+              <w:rPr>
+                <w:sz w:val="20"/>
+              </w:rPr>
               <w:t>10-15x</w:t>
             </w:r>
           </w:p>
@@ -2188,7 +3261,10 @@
           </w:tcPr>
           <w:p>
             <w:r>
-              <w:t>$25M-$37.5M</w:t>
+              <w:rPr>
+                <w:sz w:val="20"/>
+              </w:rPr>
+              <w:t>15.0 billions FCFA-22.5 billions FCFA</w:t>
             </w:r>
           </w:p>
         </w:tc>
@@ -2200,7 +3276,12 @@
           </w:tcPr>
           <w:p>
             <w:r>
-              <w:t>**2027 (Série B)**</w:t>
+              <w:rPr>
+                <w:b/>
+                <w:color w:val="003366"/>
+                <w:sz w:val="20"/>
+              </w:rPr>
+              <w:t>2027 (Série B)</w:t>
             </w:r>
           </w:p>
         </w:tc>
@@ -2210,7 +3291,10 @@
           </w:tcPr>
           <w:p>
             <w:r>
-              <w:t>$12M</w:t>
+              <w:rPr>
+                <w:sz w:val="20"/>
+              </w:rPr>
+              <w:t>7.2 billions FCFA</w:t>
             </w:r>
           </w:p>
         </w:tc>
@@ -2220,6 +3304,9 @@
           </w:tcPr>
           <w:p>
             <w:r>
+              <w:rPr>
+                <w:sz w:val="20"/>
+              </w:rPr>
               <w:t>8-12x</w:t>
             </w:r>
           </w:p>
@@ -2230,7 +3317,10 @@
           </w:tcPr>
           <w:p>
             <w:r>
-              <w:t>$96M-$144M</w:t>
+              <w:rPr>
+                <w:sz w:val="20"/>
+              </w:rPr>
+              <w:t>57.6 billions FCFA-86.4 billions FCFA</w:t>
             </w:r>
           </w:p>
         </w:tc>
@@ -2242,7 +3332,12 @@
           </w:tcPr>
           <w:p>
             <w:r>
-              <w:t>**2028 (Série C)**</w:t>
+              <w:rPr>
+                <w:b/>
+                <w:color w:val="003366"/>
+                <w:sz w:val="20"/>
+              </w:rPr>
+              <w:t>2028 (Série C)</w:t>
             </w:r>
           </w:p>
         </w:tc>
@@ -2252,7 +3347,10 @@
           </w:tcPr>
           <w:p>
             <w:r>
-              <w:t>$35M</w:t>
+              <w:rPr>
+                <w:sz w:val="20"/>
+              </w:rPr>
+              <w:t>21.0 billions FCFA</w:t>
             </w:r>
           </w:p>
         </w:tc>
@@ -2262,6 +3360,9 @@
           </w:tcPr>
           <w:p>
             <w:r>
+              <w:rPr>
+                <w:sz w:val="20"/>
+              </w:rPr>
               <w:t>6-10x</w:t>
             </w:r>
           </w:p>
@@ -2272,7 +3373,10 @@
           </w:tcPr>
           <w:p>
             <w:r>
-              <w:t>$210M-$350M</w:t>
+              <w:rPr>
+                <w:sz w:val="20"/>
+              </w:rPr>
+              <w:t>126.0 billions FCFA-210.0 billions FCFA</w:t>
             </w:r>
           </w:p>
         </w:tc>
@@ -2284,7 +3388,12 @@
           </w:tcPr>
           <w:p>
             <w:r>
-              <w:t>**2029 (Série D)**</w:t>
+              <w:rPr>
+                <w:b/>
+                <w:color w:val="003366"/>
+                <w:sz w:val="20"/>
+              </w:rPr>
+              <w:t>2029 (Série D)</w:t>
             </w:r>
           </w:p>
         </w:tc>
@@ -2294,7 +3403,10 @@
           </w:tcPr>
           <w:p>
             <w:r>
-              <w:t>$85M</w:t>
+              <w:rPr>
+                <w:sz w:val="20"/>
+              </w:rPr>
+              <w:t>51.0 billions FCFA</w:t>
             </w:r>
           </w:p>
         </w:tc>
@@ -2304,6 +3416,9 @@
           </w:tcPr>
           <w:p>
             <w:r>
+              <w:rPr>
+                <w:sz w:val="20"/>
+              </w:rPr>
               <w:t>5-8x</w:t>
             </w:r>
           </w:p>
@@ -2314,7 +3429,10 @@
           </w:tcPr>
           <w:p>
             <w:r>
-              <w:t>$425M-$680M</w:t>
+              <w:rPr>
+                <w:sz w:val="20"/>
+              </w:rPr>
+              <w:t>255.0 billions FCFA-408.0 billions FCFA</w:t>
             </w:r>
           </w:p>
         </w:tc>
@@ -2326,7 +3444,12 @@
           </w:tcPr>
           <w:p>
             <w:r>
-              <w:t>**2030 (Exit)**</w:t>
+              <w:rPr>
+                <w:b/>
+                <w:color w:val="003366"/>
+                <w:sz w:val="20"/>
+              </w:rPr>
+              <w:t>2030 (Exit)</w:t>
             </w:r>
           </w:p>
         </w:tc>
@@ -2336,7 +3459,10 @@
           </w:tcPr>
           <w:p>
             <w:r>
-              <w:t>$180M</w:t>
+              <w:rPr>
+                <w:sz w:val="20"/>
+              </w:rPr>
+              <w:t>108.0 billions FCFA</w:t>
             </w:r>
           </w:p>
         </w:tc>
@@ -2346,6 +3472,9 @@
           </w:tcPr>
           <w:p>
             <w:r>
+              <w:rPr>
+                <w:sz w:val="20"/>
+              </w:rPr>
               <w:t>4-6x</w:t>
             </w:r>
           </w:p>
@@ -2356,7 +3485,10 @@
           </w:tcPr>
           <w:p>
             <w:r>
-              <w:t>$720M-$1.08B</w:t>
+              <w:rPr>
+                <w:sz w:val="20"/>
+              </w:rPr>
+              <w:t>432.0 billions FCFA-648.0 billions FCFA</w:t>
             </w:r>
           </w:p>
         </w:tc>
@@ -2364,397 +3496,589 @@
     </w:tbl>
     <w:p>
       <w:pPr>
-        <w:pStyle w:val="Heading3"/>
-      </w:pPr>
-      <w:r>
-        <w:t>Retour sur Investissement</w:t>
-      </w:r>
-    </w:p>
-    <w:p>
-      <w:pPr>
-        <w:pStyle w:val="Heading4"/>
-      </w:pPr>
-      <w:r>
-        <w:t>Scénario Conservateur</w:t>
-      </w:r>
-    </w:p>
-    <w:p>
-      <w:pPr>
         <w:pStyle w:val="ListBullet"/>
       </w:pPr>
-      <w:r>
-        <w:t>**ROI Série A** : 10-15x sur 5 ans</w:t>
-      </w:r>
-    </w:p>
-    <w:p>
-      <w:pPr>
-        <w:pStyle w:val="ListBullet"/>
-      </w:pPr>
-      <w:r>
-        <w:t>**Valorisation 2030** : $500M-$600M</w:t>
-      </w:r>
-    </w:p>
-    <w:p>
-      <w:pPr>
-        <w:pStyle w:val="Heading4"/>
-      </w:pPr>
-      <w:r>
-        <w:t>Scénario Optimiste</w:t>
-      </w:r>
-    </w:p>
-    <w:p>
-      <w:pPr>
-        <w:pStyle w:val="ListBullet"/>
-      </w:pPr>
-      <w:r>
-        <w:t>**ROI Série A** : 20-30x sur 5 ans</w:t>
-      </w:r>
-    </w:p>
-    <w:p>
-      <w:pPr>
-        <w:pStyle w:val="ListBullet"/>
-      </w:pPr>
-      <w:r>
-        <w:t>**Valorisation 2030** : $800M-$1B</w:t>
-      </w:r>
-    </w:p>
-    <w:p>
-      <w:pPr>
-        <w:pStyle w:val="Heading3"/>
-      </w:pPr>
-      <w:r>
-        <w:t>Options de Sortie</w:t>
-      </w:r>
-    </w:p>
-    <w:p>
-      <w:pPr>
-        <w:pStyle w:val="ListBullet"/>
-      </w:pPr>
-      <w:r>
-        <w:t>**Acquisition** : Géants tech (Google, Meta, Amazon, Jumia)</w:t>
-      </w:r>
-    </w:p>
-    <w:p>
-      <w:pPr>
-        <w:pStyle w:val="ListBullet"/>
-      </w:pPr>
-      <w:r>
-        <w:t>**IPO** : Introduction en bourse</w:t>
-      </w:r>
-    </w:p>
-    <w:p>
-      <w:pPr>
-        <w:pStyle w:val="ListBullet"/>
-      </w:pPr>
-      <w:r>
-        <w:t>**Merger** : Fusion avec autre plateforme</w:t>
-      </w:r>
-    </w:p>
-    <w:p>
-      <w:r>
-        <w:t>__________________________________________________</w:t>
-      </w:r>
-    </w:p>
-    <w:p>
-      <w:pPr>
-        <w:pStyle w:val="Heading2"/>
-      </w:pPr>
-      <w:r>
-        <w:t>SLIDE 13 : RISQUES &amp; MITIGATION</w:t>
-      </w:r>
-    </w:p>
-    <w:p>
-      <w:pPr>
-        <w:pStyle w:val="Heading3"/>
-      </w:pPr>
-      <w:r>
-        <w:t>Risques Identifiés</w:t>
-      </w:r>
-    </w:p>
-    <w:p>
-      <w:pPr>
-        <w:pStyle w:val="Heading4"/>
-      </w:pPr>
-      <w:r>
-        <w:t>Concurrence Internationale</w:t>
-      </w:r>
-    </w:p>
-    <w:p>
-      <w:pPr>
-        <w:pStyle w:val="ListBullet"/>
-      </w:pPr>
-      <w:r>
-        <w:t>**Risque** : Géants tech entrent marché</w:t>
-      </w:r>
-    </w:p>
-    <w:p>
-      <w:pPr>
-        <w:pStyle w:val="ListBullet"/>
-      </w:pPr>
-      <w:r>
-        <w:t>**Mitigation** : Avantage première mover, localisation, technologie</w:t>
-      </w:r>
-    </w:p>
-    <w:p>
-      <w:pPr>
-        <w:pStyle w:val="Heading4"/>
-      </w:pPr>
-      <w:r>
-        <w:t>Adoption Utilisateurs</w:t>
-      </w:r>
-    </w:p>
-    <w:p>
-      <w:pPr>
-        <w:pStyle w:val="ListBullet"/>
-      </w:pPr>
-      <w:r>
-        <w:t>**Risque** : Réticence adoption</w:t>
-      </w:r>
-    </w:p>
-    <w:p>
-      <w:pPr>
-        <w:pStyle w:val="ListBullet"/>
-      </w:pPr>
-      <w:r>
-        <w:t>**Mitigation** : Marketing agressif, éducation, prix compétitifs</w:t>
-      </w:r>
-    </w:p>
-    <w:p>
-      <w:pPr>
-        <w:pStyle w:val="Heading4"/>
-      </w:pPr>
-      <w:r>
-        <w:t>Réglementation</w:t>
-      </w:r>
-    </w:p>
-    <w:p>
-      <w:pPr>
-        <w:pStyle w:val="ListBullet"/>
-      </w:pPr>
-      <w:r>
-        <w:t>**Risque** : Changements légaux</w:t>
-      </w:r>
-    </w:p>
-    <w:p>
-      <w:pPr>
-        <w:pStyle w:val="ListBullet"/>
-      </w:pPr>
-      <w:r>
-        <w:t>**Mitigation** : Veille juridique, conformité, relations régulateurs</w:t>
-      </w:r>
-    </w:p>
-    <w:p>
-      <w:pPr>
-        <w:pStyle w:val="Heading4"/>
-      </w:pPr>
-      <w:r>
-        <w:t>Infrastructure</w:t>
-      </w:r>
-    </w:p>
-    <w:p>
-      <w:pPr>
-        <w:pStyle w:val="ListBullet"/>
-      </w:pPr>
-      <w:r>
-        <w:t>**Risque** : Pannes, coupures</w:t>
-      </w:r>
-    </w:p>
-    <w:p>
-      <w:pPr>
-        <w:pStyle w:val="ListBullet"/>
-      </w:pPr>
-      <w:r>
-        <w:t>**Mitigation** : Redondance, backup, monitoring</w:t>
-      </w:r>
-    </w:p>
-    <w:p>
-      <w:pPr>
-        <w:pStyle w:val="Heading4"/>
-      </w:pPr>
-      <w:r>
-        <w:t>Économique</w:t>
-      </w:r>
-    </w:p>
-    <w:p>
-      <w:pPr>
-        <w:pStyle w:val="ListBullet"/>
-      </w:pPr>
-      <w:r>
-        <w:t>**Risque** : Récession, inflation</w:t>
-      </w:r>
-    </w:p>
-    <w:p>
-      <w:pPr>
-        <w:pStyle w:val="ListBullet"/>
-      </w:pPr>
-      <w:r>
-        <w:t>**Mitigation** : Diversification, résilience, pricing adaptatif</w:t>
-      </w:r>
-    </w:p>
-    <w:p>
-      <w:r>
-        <w:t>__________________________________________________</w:t>
-      </w:r>
-    </w:p>
-    <w:p>
-      <w:pPr>
-        <w:pStyle w:val="Heading2"/>
-      </w:pPr>
-      <w:r>
-        <w:t>SLIDE 14 : MÉTRIQUES DE SUCCÈS</w:t>
-      </w:r>
-    </w:p>
-    <w:p>
-      <w:pPr>
-        <w:pStyle w:val="Heading3"/>
-      </w:pPr>
-      <w:r>
-        <w:t>KPIs Clés</w:t>
-      </w:r>
-    </w:p>
-    <w:p>
-      <w:pPr>
-        <w:pStyle w:val="Heading4"/>
-      </w:pPr>
-      <w:r>
-        <w:t>Utilisateurs</w:t>
-      </w:r>
-    </w:p>
-    <w:p>
-      <w:pPr>
-        <w:pStyle w:val="ListBullet"/>
-      </w:pPr>
-      <w:r>
-        <w:t>**Taux d'adoption** : 15-20% croissance mensuelle</w:t>
-      </w:r>
-    </w:p>
-    <w:p>
-      <w:pPr>
-        <w:pStyle w:val="ListBullet"/>
-      </w:pPr>
-      <w:r>
-        <w:t>**Rétention** : 60% (30j), 40% (90j)</w:t>
-      </w:r>
-    </w:p>
-    <w:p>
-      <w:pPr>
-        <w:pStyle w:val="ListBullet"/>
-      </w:pPr>
-      <w:r>
-        <w:t>**Engagement** : 8-12 sessions/mois</w:t>
-      </w:r>
-    </w:p>
-    <w:p>
-      <w:pPr>
-        <w:pStyle w:val="ListBullet"/>
-      </w:pPr>
-      <w:r>
-        <w:t>**ARPU** : $0.40-$0.50/mois</w:t>
-      </w:r>
-    </w:p>
-    <w:p>
-      <w:pPr>
-        <w:pStyle w:val="Heading4"/>
-      </w:pPr>
-      <w:r>
-        <w:t>Business</w:t>
-      </w:r>
-    </w:p>
-    <w:p>
-      <w:pPr>
-        <w:pStyle w:val="ListBullet"/>
-      </w:pPr>
-      <w:r>
-        <w:t>**GMV** : $20M (2026) → $1.6B (2030)</w:t>
-      </w:r>
-    </w:p>
-    <w:p>
-      <w:pPr>
-        <w:pStyle w:val="ListBullet"/>
-      </w:pPr>
-      <w:r>
-        <w:t>**Take Rate** : 11-13%</w:t>
-      </w:r>
-    </w:p>
-    <w:p>
-      <w:pPr>
-        <w:pStyle w:val="ListBullet"/>
-      </w:pPr>
-      <w:r>
-        <w:t>**CAC** : &lt;$8 (2026) → &lt;$5 (2029)</w:t>
-      </w:r>
-    </w:p>
-    <w:p>
-      <w:pPr>
-        <w:pStyle w:val="ListBullet"/>
-      </w:pPr>
-      <w:r>
-        <w:t>**LTV/CAC** : &gt;10x</w:t>
-      </w:r>
-    </w:p>
-    <w:p>
-      <w:pPr>
-        <w:pStyle w:val="Heading4"/>
-      </w:pPr>
-      <w:r>
-        <w:t>Opérationnelles</w:t>
-      </w:r>
-    </w:p>
-    <w:p>
-      <w:pPr>
-        <w:pStyle w:val="ListBullet"/>
-      </w:pPr>
-      <w:r>
-        <w:t>**Temps livraison** : &lt;45 minutes</w:t>
-      </w:r>
-    </w:p>
-    <w:p>
-      <w:pPr>
-        <w:pStyle w:val="ListBullet"/>
-      </w:pPr>
-      <w:r>
-        <w:t>**Satisfaction** : &gt;4.5/5</w:t>
-      </w:r>
-    </w:p>
-    <w:p>
-      <w:pPr>
-        <w:pStyle w:val="ListBullet"/>
-      </w:pPr>
-      <w:r>
-        <w:t>**Taux conversion** : 15-25%</w:t>
-      </w:r>
-    </w:p>
-    <w:p>
-      <w:r>
-        <w:t>__________________________________________________</w:t>
-      </w:r>
-    </w:p>
-    <w:p>
-      <w:pPr>
-        <w:pStyle w:val="Heading2"/>
-      </w:pPr>
-      <w:r>
-        <w:t>SLIDE 15 : VISION</w:t>
-      </w:r>
-    </w:p>
-    <w:p>
-      <w:pPr>
-        <w:pStyle w:val="Heading3"/>
-      </w:pPr>
-      <w:r>
-        <w:t>Notre Mission</w:t>
-      </w:r>
-    </w:p>
-    <w:p>
-      <w:r/>
       <w:r>
         <w:rPr>
           <w:b/>
+          <w:color w:val="003366"/>
+        </w:rPr>
+        <w:t>ROI Série A</w:t>
+      </w:r>
+      <w:r>
+        <w:t xml:space="preserve"> : 10-15x sur 5 ans</w:t>
+      </w:r>
+    </w:p>
+    <w:p>
+      <w:pPr>
+        <w:pStyle w:val="ListBullet"/>
+      </w:pPr>
+      <w:r>
+        <w:rPr>
+          <w:b/>
+          <w:color w:val="003366"/>
+        </w:rPr>
+        <w:t>Valorisation 2030</w:t>
+      </w:r>
+      <w:r>
+        <w:t xml:space="preserve"> : 300.0 billions FCFA-360.0 billions FCFA#### Scénario Optimiste</w:t>
+      </w:r>
+    </w:p>
+    <w:p>
+      <w:pPr>
+        <w:pStyle w:val="ListBullet"/>
+      </w:pPr>
+      <w:r>
+        <w:rPr>
+          <w:b/>
+          <w:color w:val="003366"/>
+        </w:rPr>
+        <w:t>ROI Série A</w:t>
+      </w:r>
+      <w:r>
+        <w:t xml:space="preserve"> : 20-30x sur 5 ans</w:t>
+      </w:r>
+    </w:p>
+    <w:p>
+      <w:pPr>
+        <w:pStyle w:val="ListBullet"/>
+      </w:pPr>
+      <w:r>
+        <w:rPr>
+          <w:b/>
+          <w:color w:val="003366"/>
+        </w:rPr>
+        <w:t>Valorisation 2030</w:t>
+      </w:r>
+      <w:r>
+        <w:t xml:space="preserve"> : 480.0 billions FCFA-600.0 billions FCFA### Options de Sortie</w:t>
+      </w:r>
+    </w:p>
+    <w:p>
+      <w:pPr>
+        <w:pStyle w:val="ListBullet"/>
+      </w:pPr>
+      <w:r>
+        <w:rPr>
+          <w:b/>
+          <w:color w:val="003366"/>
+        </w:rPr>
+        <w:t>Acquisition</w:t>
+      </w:r>
+      <w:r>
+        <w:t xml:space="preserve"> : Géants tech (Google, Meta, Amazon, Jumia)</w:t>
+      </w:r>
+    </w:p>
+    <w:p>
+      <w:pPr>
+        <w:pStyle w:val="ListBullet"/>
+      </w:pPr>
+      <w:r>
+        <w:rPr>
+          <w:b/>
+          <w:color w:val="003366"/>
+        </w:rPr>
+        <w:t>IPO</w:t>
+      </w:r>
+      <w:r>
+        <w:t xml:space="preserve"> : Introduction en bourse</w:t>
+      </w:r>
+    </w:p>
+    <w:p>
+      <w:pPr>
+        <w:pStyle w:val="ListBullet"/>
+      </w:pPr>
+      <w:r>
+        <w:rPr>
+          <w:b/>
+          <w:color w:val="003366"/>
+        </w:rPr>
+        <w:t>Merger</w:t>
+      </w:r>
+      <w:r>
+        <w:t xml:space="preserve"> : Fusion avec autre plateforme</w:t>
+      </w:r>
+    </w:p>
+    <w:p/>
+    <w:p>
+      <w:r>
+        <w:rPr>
+          <w:color w:val="C8C8C8"/>
+        </w:rPr>
+        <w:t>________________________________________________________________________________</w:t>
+      </w:r>
+    </w:p>
+    <w:p/>
+    <w:p>
+      <w:pPr>
+        <w:pStyle w:val="Heading2"/>
+      </w:pPr>
+      <w:r>
+        <w:t>SLIDE 13 : RISQUES &amp; MITIGATION</w:t>
+      </w:r>
+    </w:p>
+    <w:p/>
+    <w:p>
+      <w:pPr>
+        <w:pStyle w:val="Heading3"/>
+      </w:pPr>
+      <w:r>
+        <w:t>Risques Identifiés</w:t>
+      </w:r>
+    </w:p>
+    <w:p/>
+    <w:p>
+      <w:pPr>
+        <w:pStyle w:val="Heading4"/>
+      </w:pPr>
+      <w:r>
+        <w:t>Concurrence Internationale</w:t>
+      </w:r>
+    </w:p>
+    <w:p>
+      <w:pPr>
+        <w:pStyle w:val="ListBullet"/>
+      </w:pPr>
+      <w:r>
+        <w:rPr>
+          <w:b/>
+          <w:color w:val="003366"/>
+        </w:rPr>
+        <w:t>Risque</w:t>
+      </w:r>
+      <w:r>
+        <w:t xml:space="preserve"> : Géants tech entrent marché</w:t>
+      </w:r>
+    </w:p>
+    <w:p>
+      <w:pPr>
+        <w:pStyle w:val="ListBullet"/>
+      </w:pPr>
+      <w:r>
+        <w:rPr>
+          <w:b/>
+          <w:color w:val="003366"/>
+        </w:rPr>
+        <w:t>Mitigation</w:t>
+      </w:r>
+      <w:r>
+        <w:t xml:space="preserve"> : Avantage première mover, localisation, technologie</w:t>
+      </w:r>
+    </w:p>
+    <w:p/>
+    <w:p>
+      <w:pPr>
+        <w:pStyle w:val="Heading4"/>
+      </w:pPr>
+      <w:r>
+        <w:t>Adoption Utilisateurs</w:t>
+      </w:r>
+    </w:p>
+    <w:p>
+      <w:pPr>
+        <w:pStyle w:val="ListBullet"/>
+      </w:pPr>
+      <w:r>
+        <w:rPr>
+          <w:b/>
+          <w:color w:val="003366"/>
+        </w:rPr>
+        <w:t>Risque</w:t>
+      </w:r>
+      <w:r>
+        <w:t xml:space="preserve"> : Réticence adoption</w:t>
+      </w:r>
+    </w:p>
+    <w:p>
+      <w:pPr>
+        <w:pStyle w:val="ListBullet"/>
+      </w:pPr>
+      <w:r>
+        <w:rPr>
+          <w:b/>
+          <w:color w:val="003366"/>
+        </w:rPr>
+        <w:t>Mitigation</w:t>
+      </w:r>
+      <w:r>
+        <w:t xml:space="preserve"> : Marketing agressif, éducation, prix compétitifs</w:t>
+      </w:r>
+    </w:p>
+    <w:p/>
+    <w:p>
+      <w:pPr>
+        <w:pStyle w:val="Heading4"/>
+      </w:pPr>
+      <w:r>
+        <w:t>Réglementation</w:t>
+      </w:r>
+    </w:p>
+    <w:p>
+      <w:pPr>
+        <w:pStyle w:val="ListBullet"/>
+      </w:pPr>
+      <w:r>
+        <w:rPr>
+          <w:b/>
+          <w:color w:val="003366"/>
+        </w:rPr>
+        <w:t>Risque</w:t>
+      </w:r>
+      <w:r>
+        <w:t xml:space="preserve"> : Changements légaux</w:t>
+      </w:r>
+    </w:p>
+    <w:p>
+      <w:pPr>
+        <w:pStyle w:val="ListBullet"/>
+      </w:pPr>
+      <w:r>
+        <w:rPr>
+          <w:b/>
+          <w:color w:val="003366"/>
+        </w:rPr>
+        <w:t>Mitigation</w:t>
+      </w:r>
+      <w:r>
+        <w:t xml:space="preserve"> : Veille juridique, conformité, relations régulateurs</w:t>
+      </w:r>
+    </w:p>
+    <w:p/>
+    <w:p>
+      <w:pPr>
+        <w:pStyle w:val="Heading4"/>
+      </w:pPr>
+      <w:r>
+        <w:t>Infrastructure</w:t>
+      </w:r>
+    </w:p>
+    <w:p>
+      <w:pPr>
+        <w:pStyle w:val="ListBullet"/>
+      </w:pPr>
+      <w:r>
+        <w:rPr>
+          <w:b/>
+          <w:color w:val="003366"/>
+        </w:rPr>
+        <w:t>Risque</w:t>
+      </w:r>
+      <w:r>
+        <w:t xml:space="preserve"> : Pannes, coupures</w:t>
+      </w:r>
+    </w:p>
+    <w:p>
+      <w:pPr>
+        <w:pStyle w:val="ListBullet"/>
+      </w:pPr>
+      <w:r>
+        <w:rPr>
+          <w:b/>
+          <w:color w:val="003366"/>
+        </w:rPr>
+        <w:t>Mitigation</w:t>
+      </w:r>
+      <w:r>
+        <w:t xml:space="preserve"> : Redondance, backup, monitoring</w:t>
+      </w:r>
+    </w:p>
+    <w:p/>
+    <w:p>
+      <w:pPr>
+        <w:pStyle w:val="Heading4"/>
+      </w:pPr>
+      <w:r>
+        <w:t>Économique</w:t>
+      </w:r>
+    </w:p>
+    <w:p>
+      <w:pPr>
+        <w:pStyle w:val="ListBullet"/>
+      </w:pPr>
+      <w:r>
+        <w:rPr>
+          <w:b/>
+          <w:color w:val="003366"/>
+        </w:rPr>
+        <w:t>Risque</w:t>
+      </w:r>
+      <w:r>
+        <w:t xml:space="preserve"> : Récession, inflation</w:t>
+      </w:r>
+    </w:p>
+    <w:p>
+      <w:pPr>
+        <w:pStyle w:val="ListBullet"/>
+      </w:pPr>
+      <w:r>
+        <w:rPr>
+          <w:b/>
+          <w:color w:val="003366"/>
+        </w:rPr>
+        <w:t>Mitigation</w:t>
+      </w:r>
+      <w:r>
+        <w:t xml:space="preserve"> : Diversification, résilience, pricing adaptatif</w:t>
+      </w:r>
+    </w:p>
+    <w:p/>
+    <w:p>
+      <w:r>
+        <w:rPr>
+          <w:color w:val="C8C8C8"/>
+        </w:rPr>
+        <w:t>________________________________________________________________________________</w:t>
+      </w:r>
+    </w:p>
+    <w:p/>
+    <w:p>
+      <w:pPr>
+        <w:pStyle w:val="Heading2"/>
+      </w:pPr>
+      <w:r>
+        <w:t>SLIDE 14 : MÉTRIQUES DE SUCCÈS</w:t>
+      </w:r>
+    </w:p>
+    <w:p/>
+    <w:p>
+      <w:pPr>
+        <w:pStyle w:val="Heading3"/>
+      </w:pPr>
+      <w:r>
+        <w:t>KPIs Clés</w:t>
+      </w:r>
+    </w:p>
+    <w:p/>
+    <w:p>
+      <w:pPr>
+        <w:pStyle w:val="Heading4"/>
+      </w:pPr>
+      <w:r>
+        <w:t>Utilisateurs</w:t>
+      </w:r>
+    </w:p>
+    <w:p>
+      <w:pPr>
+        <w:pStyle w:val="ListBullet"/>
+      </w:pPr>
+      <w:r>
+        <w:rPr>
+          <w:b/>
+          <w:color w:val="003366"/>
+        </w:rPr>
+        <w:t>Taux d'adoption</w:t>
+      </w:r>
+      <w:r>
+        <w:t xml:space="preserve"> : 15-20% croissance mensuelle</w:t>
+      </w:r>
+    </w:p>
+    <w:p>
+      <w:pPr>
+        <w:pStyle w:val="ListBullet"/>
+      </w:pPr>
+      <w:r>
+        <w:rPr>
+          <w:b/>
+          <w:color w:val="003366"/>
+        </w:rPr>
+        <w:t>Rétention</w:t>
+      </w:r>
+      <w:r>
+        <w:t xml:space="preserve"> : 60% (30j), 40% (90j)</w:t>
+      </w:r>
+    </w:p>
+    <w:p>
+      <w:pPr>
+        <w:pStyle w:val="ListBullet"/>
+      </w:pPr>
+      <w:r>
+        <w:rPr>
+          <w:b/>
+          <w:color w:val="003366"/>
+        </w:rPr>
+        <w:t>Engagement</w:t>
+      </w:r>
+      <w:r>
+        <w:t xml:space="preserve"> : 8-12 sessions/mois</w:t>
+      </w:r>
+    </w:p>
+    <w:p>
+      <w:pPr>
+        <w:pStyle w:val="ListBullet"/>
+      </w:pPr>
+      <w:r>
+        <w:rPr>
+          <w:b/>
+          <w:color w:val="003366"/>
+        </w:rPr>
+        <w:t>ARPU</w:t>
+      </w:r>
+      <w:r>
+        <w:t xml:space="preserve"> : 240 FCFA-300 FCFA/mois</w:t>
+      </w:r>
+    </w:p>
+    <w:p/>
+    <w:p>
+      <w:pPr>
+        <w:pStyle w:val="Heading4"/>
+      </w:pPr>
+      <w:r>
+        <w:t>Business</w:t>
+      </w:r>
+    </w:p>
+    <w:p>
+      <w:pPr>
+        <w:pStyle w:val="ListBullet"/>
+      </w:pPr>
+      <w:r>
+        <w:rPr>
+          <w:b/>
+          <w:color w:val="003366"/>
+        </w:rPr>
+        <w:t>GMV</w:t>
+      </w:r>
+      <w:r>
+        <w:t xml:space="preserve"> : 12.0 billions FCFA(2026) → 960.0 billions FCFA(2030)</w:t>
+      </w:r>
+    </w:p>
+    <w:p>
+      <w:pPr>
+        <w:pStyle w:val="ListBullet"/>
+      </w:pPr>
+      <w:r>
+        <w:rPr>
+          <w:b/>
+          <w:color w:val="003366"/>
+        </w:rPr>
+        <w:t>Take Rate</w:t>
+      </w:r>
+      <w:r>
+        <w:t xml:space="preserve"> : 11-13%</w:t>
+      </w:r>
+    </w:p>
+    <w:p>
+      <w:pPr>
+        <w:pStyle w:val="ListBullet"/>
+      </w:pPr>
+      <w:r>
+        <w:rPr>
+          <w:b/>
+          <w:color w:val="003366"/>
+        </w:rPr>
+        <w:t>CAC</w:t>
+      </w:r>
+      <w:r>
+        <w:t xml:space="preserve"> : &lt;4K FCFA(2026) → &lt;3K FCFA(2029)</w:t>
+      </w:r>
+    </w:p>
+    <w:p>
+      <w:pPr>
+        <w:pStyle w:val="ListBullet"/>
+      </w:pPr>
+      <w:r>
+        <w:rPr>
+          <w:b/>
+          <w:color w:val="003366"/>
+        </w:rPr>
+        <w:t>LTV/CAC</w:t>
+      </w:r>
+      <w:r>
+        <w:t xml:space="preserve"> : &gt;10x</w:t>
+      </w:r>
+    </w:p>
+    <w:p/>
+    <w:p>
+      <w:pPr>
+        <w:pStyle w:val="Heading4"/>
+      </w:pPr>
+      <w:r>
+        <w:t>Opérationnelles</w:t>
+      </w:r>
+    </w:p>
+    <w:p>
+      <w:pPr>
+        <w:pStyle w:val="ListBullet"/>
+      </w:pPr>
+      <w:r>
+        <w:rPr>
+          <w:b/>
+          <w:color w:val="003366"/>
+        </w:rPr>
+        <w:t>Temps livraison</w:t>
+      </w:r>
+      <w:r>
+        <w:t xml:space="preserve"> : &lt;45 minutes</w:t>
+      </w:r>
+    </w:p>
+    <w:p>
+      <w:pPr>
+        <w:pStyle w:val="ListBullet"/>
+      </w:pPr>
+      <w:r>
+        <w:rPr>
+          <w:b/>
+          <w:color w:val="003366"/>
+        </w:rPr>
+        <w:t>Satisfaction</w:t>
+      </w:r>
+      <w:r>
+        <w:t xml:space="preserve"> : &gt;4.5/5</w:t>
+      </w:r>
+    </w:p>
+    <w:p>
+      <w:pPr>
+        <w:pStyle w:val="ListBullet"/>
+      </w:pPr>
+      <w:r>
+        <w:rPr>
+          <w:b/>
+          <w:color w:val="003366"/>
+        </w:rPr>
+        <w:t>Taux conversion</w:t>
+      </w:r>
+      <w:r>
+        <w:t xml:space="preserve"> : 15-25%</w:t>
+      </w:r>
+    </w:p>
+    <w:p/>
+    <w:p>
+      <w:r>
+        <w:rPr>
+          <w:color w:val="C8C8C8"/>
+        </w:rPr>
+        <w:t>________________________________________________________________________________</w:t>
+      </w:r>
+    </w:p>
+    <w:p/>
+    <w:p>
+      <w:pPr>
+        <w:pStyle w:val="Heading2"/>
+      </w:pPr>
+      <w:r>
+        <w:t>SLIDE 15 : VISION</w:t>
+      </w:r>
+    </w:p>
+    <w:p/>
+    <w:p>
+      <w:pPr>
+        <w:pStyle w:val="Heading3"/>
+      </w:pPr>
+      <w:r>
+        <w:t>Notre Mission</w:t>
+      </w:r>
+    </w:p>
+    <w:p/>
+    <w:p>
+      <w:pPr/>
+      <w:r>
+        <w:rPr>
+          <w:b/>
+          <w:color w:val="003366"/>
         </w:rPr>
         <w:t>Faciliter l'accès aux produits, services et solutions essentielles pour les populations africaines grâce à une technologie innovante et une expérience utilisateur exceptionnelle.</w:t>
       </w:r>
-      <w:r/>
-    </w:p>
+    </w:p>
+    <w:p/>
     <w:p>
       <w:pPr>
         <w:pStyle w:val="Heading3"/>
@@ -2763,16 +4087,18 @@
         <w:t>Notre Vision</w:t>
       </w:r>
     </w:p>
-    <w:p>
-      <w:r/>
+    <w:p/>
+    <w:p>
+      <w:pPr/>
       <w:r>
         <w:rPr>
           <w:b/>
+          <w:color w:val="003366"/>
         </w:rPr>
         <w:t>Devenir le leader panafricain de la connectivité des services, en transformant la façon dont les Africains accèdent aux services essentiels.</w:t>
       </w:r>
-      <w:r/>
-    </w:p>
+    </w:p>
+    <w:p/>
     <w:p>
       <w:pPr>
         <w:pStyle w:val="Heading3"/>
@@ -2781,154 +4107,250 @@
         <w:t>Impact Social</w:t>
       </w:r>
     </w:p>
+    <w:p/>
     <w:p>
       <w:pPr>
         <w:pStyle w:val="ListBullet"/>
       </w:pPr>
-      <w:r>
-        <w:t>**Santé** : Accès facilité aux soins</w:t>
-      </w:r>
-    </w:p>
-    <w:p>
-      <w:pPr>
-        <w:pStyle w:val="ListBullet"/>
-      </w:pPr>
-      <w:r>
-        <w:t>**Éducation** : Connectivité éducative</w:t>
-      </w:r>
-    </w:p>
-    <w:p>
-      <w:pPr>
-        <w:pStyle w:val="ListBullet"/>
-      </w:pPr>
-      <w:r>
-        <w:t>**Transport** : Mobilité améliorée</w:t>
-      </w:r>
-    </w:p>
-    <w:p>
-      <w:pPr>
-        <w:pStyle w:val="ListBullet"/>
-      </w:pPr>
-      <w:r>
-        <w:t>**Immobilier** : Accès au logement</w:t>
-      </w:r>
-    </w:p>
-    <w:p>
-      <w:pPr>
-        <w:pStyle w:val="ListBullet"/>
-      </w:pPr>
-      <w:r>
-        <w:t>**E-commerce** : Accès aux produits</w:t>
-      </w:r>
-    </w:p>
-    <w:p>
-      <w:r>
-        <w:t>__________________________________________________</w:t>
-      </w:r>
-    </w:p>
-    <w:p>
-      <w:pPr>
-        <w:pStyle w:val="Heading2"/>
-      </w:pPr>
-      <w:r>
-        <w:t>SLIDE 16 : APPEL À L'ACTION</w:t>
-      </w:r>
-    </w:p>
-    <w:p>
-      <w:pPr>
-        <w:pStyle w:val="Heading3"/>
-      </w:pPr>
-      <w:r>
-        <w:t>Rejoignez-Nous dans cette Aventure</w:t>
-      </w:r>
-    </w:p>
-    <w:p>
-      <w:pPr>
-        <w:pStyle w:val="Heading4"/>
-      </w:pPr>
-      <w:r>
-        <w:t>Opportunité Unique</w:t>
-      </w:r>
-    </w:p>
-    <w:p>
-      <w:pPr>
-        <w:pStyle w:val="ListBullet"/>
-      </w:pPr>
-      <w:r>
-        <w:t>**Marché en croissance** : $150+ milliards</w:t>
-      </w:r>
-    </w:p>
-    <w:p>
-      <w:pPr>
-        <w:pStyle w:val="ListBullet"/>
-      </w:pPr>
-      <w:r>
-        <w:t>**Technologie différenciante** : IA, performance, innovation</w:t>
-      </w:r>
-    </w:p>
-    <w:p>
-      <w:pPr>
-        <w:pStyle w:val="ListBullet"/>
-      </w:pPr>
-      <w:r>
-        <w:t>**Première mover** : Avantage concurrentiel</w:t>
-      </w:r>
-    </w:p>
-    <w:p>
-      <w:pPr>
-        <w:pStyle w:val="ListBullet"/>
-      </w:pPr>
-      <w:r>
-        <w:t>**Impact social** : Transformation des vies</w:t>
-      </w:r>
-    </w:p>
-    <w:p>
-      <w:pPr>
-        <w:pStyle w:val="Heading4"/>
-      </w:pPr>
-      <w:r>
-        <w:t>Retour sur Investissement</w:t>
-      </w:r>
-    </w:p>
-    <w:p>
-      <w:pPr>
-        <w:pStyle w:val="ListBullet"/>
-      </w:pPr>
-      <w:r>
-        <w:t>**ROI projeté** : 10-15x (conservateur), 20-30x (optimiste)</w:t>
-      </w:r>
-    </w:p>
-    <w:p>
-      <w:pPr>
-        <w:pStyle w:val="ListBullet"/>
-      </w:pPr>
-      <w:r>
-        <w:t>**Timing** : Marché prêt, technologie mature</w:t>
-      </w:r>
-    </w:p>
-    <w:p>
-      <w:pPr>
-        <w:pStyle w:val="ListBullet"/>
-      </w:pPr>
-      <w:r>
-        <w:t>**Équipe** : Expérimentée, passionnée</w:t>
-      </w:r>
-    </w:p>
-    <w:p>
-      <w:pPr>
-        <w:pStyle w:val="Heading4"/>
-      </w:pPr>
-      <w:r>
-        <w:t>Prochaines Étapes</w:t>
-      </w:r>
-    </w:p>
-    <w:p>
-      <w:r>
-        <w:t xml:space="preserve">1. </w:t>
-      </w:r>
       <w:r>
         <w:rPr>
           <w:b/>
+          <w:color w:val="003366"/>
+        </w:rPr>
+        <w:t>Santé</w:t>
+      </w:r>
+      <w:r>
+        <w:t xml:space="preserve"> : Accès facilité aux soins</w:t>
+      </w:r>
+    </w:p>
+    <w:p>
+      <w:pPr>
+        <w:pStyle w:val="ListBullet"/>
+      </w:pPr>
+      <w:r>
+        <w:rPr>
+          <w:b/>
+          <w:color w:val="003366"/>
+        </w:rPr>
+        <w:t>Éducation</w:t>
+      </w:r>
+      <w:r>
+        <w:t xml:space="preserve"> : Connectivité éducative</w:t>
+      </w:r>
+    </w:p>
+    <w:p>
+      <w:pPr>
+        <w:pStyle w:val="ListBullet"/>
+      </w:pPr>
+      <w:r>
+        <w:rPr>
+          <w:b/>
+          <w:color w:val="003366"/>
+        </w:rPr>
+        <w:t>Transport</w:t>
+      </w:r>
+      <w:r>
+        <w:t xml:space="preserve"> : Mobilité améliorée</w:t>
+      </w:r>
+    </w:p>
+    <w:p>
+      <w:pPr>
+        <w:pStyle w:val="ListBullet"/>
+      </w:pPr>
+      <w:r>
+        <w:rPr>
+          <w:b/>
+          <w:color w:val="003366"/>
+        </w:rPr>
+        <w:t>Immobilier</w:t>
+      </w:r>
+      <w:r>
+        <w:t xml:space="preserve"> : Accès au logement</w:t>
+      </w:r>
+    </w:p>
+    <w:p>
+      <w:pPr>
+        <w:pStyle w:val="ListBullet"/>
+      </w:pPr>
+      <w:r>
+        <w:rPr>
+          <w:b/>
+          <w:color w:val="003366"/>
+        </w:rPr>
+        <w:t>E-commerce</w:t>
+      </w:r>
+      <w:r>
+        <w:t xml:space="preserve"> : Accès aux produits</w:t>
+      </w:r>
+    </w:p>
+    <w:p/>
+    <w:p>
+      <w:r>
+        <w:rPr>
+          <w:color w:val="C8C8C8"/>
+        </w:rPr>
+        <w:t>________________________________________________________________________________</w:t>
+      </w:r>
+    </w:p>
+    <w:p/>
+    <w:p>
+      <w:pPr>
+        <w:pStyle w:val="Heading2"/>
+      </w:pPr>
+      <w:r>
+        <w:t>SLIDE 16 : APPEL À L'ACTION</w:t>
+      </w:r>
+    </w:p>
+    <w:p/>
+    <w:p>
+      <w:pPr>
+        <w:pStyle w:val="Heading3"/>
+      </w:pPr>
+      <w:r>
+        <w:t>Rejoignez-Nous dans cette Aventure</w:t>
+      </w:r>
+    </w:p>
+    <w:p/>
+    <w:p>
+      <w:pPr>
+        <w:pStyle w:val="Heading4"/>
+      </w:pPr>
+      <w:r>
+        <w:t>Opportunité Unique</w:t>
+      </w:r>
+    </w:p>
+    <w:p>
+      <w:pPr>
+        <w:pStyle w:val="ListBullet"/>
+      </w:pPr>
+      <w:r>
+        <w:rPr>
+          <w:b/>
+          <w:color w:val="003366"/>
+        </w:rPr>
+        <w:t>Marché en croissance</w:t>
+      </w:r>
+      <w:r>
+        <w:t xml:space="preserve"> : 90K FCFA+ milliards</w:t>
+      </w:r>
+    </w:p>
+    <w:p>
+      <w:pPr>
+        <w:pStyle w:val="ListBullet"/>
+      </w:pPr>
+      <w:r>
+        <w:rPr>
+          <w:b/>
+          <w:color w:val="003366"/>
+        </w:rPr>
+        <w:t>Technologie différenciante</w:t>
+      </w:r>
+      <w:r>
+        <w:t xml:space="preserve"> : IA, performance, innovation</w:t>
+      </w:r>
+    </w:p>
+    <w:p>
+      <w:pPr>
+        <w:pStyle w:val="ListBullet"/>
+      </w:pPr>
+      <w:r>
+        <w:rPr>
+          <w:b/>
+          <w:color w:val="003366"/>
+        </w:rPr>
+        <w:t>Première mover</w:t>
+      </w:r>
+      <w:r>
+        <w:t xml:space="preserve"> : Avantage concurrentiel</w:t>
+      </w:r>
+    </w:p>
+    <w:p>
+      <w:pPr>
+        <w:pStyle w:val="ListBullet"/>
+      </w:pPr>
+      <w:r>
+        <w:rPr>
+          <w:b/>
+          <w:color w:val="003366"/>
+        </w:rPr>
+        <w:t>Impact social</w:t>
+      </w:r>
+      <w:r>
+        <w:t xml:space="preserve"> : Transformation des vies</w:t>
+      </w:r>
+    </w:p>
+    <w:p/>
+    <w:p>
+      <w:pPr>
+        <w:pStyle w:val="Heading4"/>
+      </w:pPr>
+      <w:r>
+        <w:t>Retour sur Investissement</w:t>
+      </w:r>
+    </w:p>
+    <w:p>
+      <w:pPr>
+        <w:pStyle w:val="ListBullet"/>
+      </w:pPr>
+      <w:r>
+        <w:rPr>
+          <w:b/>
+          <w:color w:val="003366"/>
+        </w:rPr>
+        <w:t>ROI projeté</w:t>
+      </w:r>
+      <w:r>
+        <w:t xml:space="preserve"> : 10-15x (conservateur), 20-30x (optimiste)</w:t>
+      </w:r>
+    </w:p>
+    <w:p>
+      <w:pPr>
+        <w:pStyle w:val="ListBullet"/>
+      </w:pPr>
+      <w:r>
+        <w:rPr>
+          <w:b/>
+          <w:color w:val="003366"/>
+        </w:rPr>
+        <w:t>Timing</w:t>
+      </w:r>
+      <w:r>
+        <w:t xml:space="preserve"> : Marché prêt, technologie mature</w:t>
+      </w:r>
+    </w:p>
+    <w:p>
+      <w:pPr>
+        <w:pStyle w:val="ListBullet"/>
+      </w:pPr>
+      <w:r>
+        <w:rPr>
+          <w:b/>
+          <w:color w:val="003366"/>
+        </w:rPr>
+        <w:t>Équipe</w:t>
+      </w:r>
+      <w:r>
+        <w:t xml:space="preserve"> : Expérimentée, passionnée</w:t>
+      </w:r>
+    </w:p>
+    <w:p/>
+    <w:p>
+      <w:pPr>
+        <w:pStyle w:val="Heading4"/>
+      </w:pPr>
+      <w:r>
+        <w:t>Prochaines Étapes</w:t>
+      </w:r>
+    </w:p>
+    <w:p>
+      <w:pPr/>
+      <w:r>
+        <w:t xml:space="preserve">1. </w:t>
+      </w:r>
+      <w:r>
+        <w:rPr>
+          <w:b/>
+          <w:color w:val="003366"/>
         </w:rPr>
         <w:t>Présentation détaillée</w:t>
       </w:r>
@@ -2937,12 +4359,14 @@
       </w:r>
     </w:p>
     <w:p>
+      <w:pPr/>
       <w:r>
         <w:t xml:space="preserve">2. </w:t>
       </w:r>
       <w:r>
         <w:rPr>
           <w:b/>
+          <w:color w:val="003366"/>
         </w:rPr>
         <w:t>Due diligence</w:t>
       </w:r>
@@ -2951,12 +4375,14 @@
       </w:r>
     </w:p>
     <w:p>
+      <w:pPr/>
       <w:r>
         <w:t xml:space="preserve">3. </w:t>
       </w:r>
       <w:r>
         <w:rPr>
           <w:b/>
+          <w:color w:val="003366"/>
         </w:rPr>
         <w:t>Négociation</w:t>
       </w:r>
@@ -2965,12 +4391,14 @@
       </w:r>
     </w:p>
     <w:p>
+      <w:pPr/>
       <w:r>
         <w:t xml:space="preserve">4. </w:t>
       </w:r>
       <w:r>
         <w:rPr>
           <w:b/>
+          <w:color w:val="003366"/>
         </w:rPr>
         <w:t>Clôture</w:t>
       </w:r>
@@ -2978,11 +4406,16 @@
         <w:t xml:space="preserve"> : Finalisation investissement</w:t>
       </w:r>
     </w:p>
-    <w:p>
-      <w:r>
-        <w:t>__________________________________________________</w:t>
-      </w:r>
-    </w:p>
+    <w:p/>
+    <w:p>
+      <w:r>
+        <w:rPr>
+          <w:color w:val="C8C8C8"/>
+        </w:rPr>
+        <w:t>________________________________________________________________________________</w:t>
+      </w:r>
+    </w:p>
+    <w:p/>
     <w:p>
       <w:pPr>
         <w:pStyle w:val="Heading2"/>
@@ -2991,6 +4424,7 @@
         <w:t>SLIDE 17 : CONTACT</w:t>
       </w:r>
     </w:p>
+    <w:p/>
     <w:p>
       <w:pPr>
         <w:pStyle w:val="Heading3"/>
@@ -2999,11 +4433,13 @@
         <w:t>Restons en Contact</w:t>
       </w:r>
     </w:p>
-    <w:p>
-      <w:r/>
+    <w:p/>
+    <w:p>
+      <w:pPr/>
       <w:r>
         <w:rPr>
           <w:b/>
+          <w:color w:val="003366"/>
         </w:rPr>
         <w:t>Fondateur</w:t>
       </w:r>
@@ -3012,10 +4448,11 @@
       </w:r>
     </w:p>
     <w:p>
-      <w:r/>
+      <w:pPr/>
       <w:r>
         <w:rPr>
           <w:b/>
+          <w:color w:val="003366"/>
         </w:rPr>
         <w:t>Email</w:t>
       </w:r>
@@ -3024,10 +4461,11 @@
       </w:r>
     </w:p>
     <w:p>
-      <w:r/>
+      <w:pPr/>
       <w:r>
         <w:rPr>
           <w:b/>
+          <w:color w:val="003366"/>
         </w:rPr>
         <w:t>Téléphone</w:t>
       </w:r>
@@ -3036,10 +4474,11 @@
       </w:r>
     </w:p>
     <w:p>
-      <w:r/>
+      <w:pPr/>
       <w:r>
         <w:rPr>
           <w:b/>
+          <w:color w:val="003366"/>
         </w:rPr>
         <w:t>Site Web</w:t>
       </w:r>
@@ -3048,10 +4487,11 @@
       </w:r>
     </w:p>
     <w:p>
-      <w:r/>
+      <w:pPr/>
       <w:r>
         <w:rPr>
           <w:b/>
+          <w:color w:val="003366"/>
         </w:rPr>
         <w:t>LinkedIn</w:t>
       </w:r>
@@ -3059,11 +4499,16 @@
         <w:t xml:space="preserve"> : [linkedin]</w:t>
       </w:r>
     </w:p>
-    <w:p>
-      <w:r>
-        <w:t>__________________________________________________</w:t>
-      </w:r>
-    </w:p>
+    <w:p/>
+    <w:p>
+      <w:r>
+        <w:rPr>
+          <w:color w:val="C8C8C8"/>
+        </w:rPr>
+        <w:t>________________________________________________________________________________</w:t>
+      </w:r>
+    </w:p>
+    <w:p/>
     <w:p>
       <w:pPr>
         <w:pStyle w:val="Heading3"/>
@@ -3072,32 +4517,43 @@
         <w:t>Merci pour votre Attention</w:t>
       </w:r>
     </w:p>
-    <w:p>
-      <w:r/>
+    <w:p/>
+    <w:p>
+      <w:pPr/>
       <w:r>
         <w:rPr>
           <w:b/>
+          <w:color w:val="003366"/>
         </w:rPr>
         <w:t>Questions ?</w:t>
       </w:r>
-      <w:r/>
-    </w:p>
-    <w:p>
-      <w:r>
-        <w:t>__________________________________________________</w:t>
-      </w:r>
-    </w:p>
-    <w:p>
+    </w:p>
+    <w:p/>
+    <w:p>
+      <w:r>
+        <w:rPr>
+          <w:color w:val="C8C8C8"/>
+        </w:rPr>
+        <w:t>________________________________________________________________________________</w:t>
+      </w:r>
+    </w:p>
+    <w:p/>
+    <w:p>
+      <w:pPr/>
       <w:r>
         <w:t>*Document confidentiel - Propriété de Yukpomnang - Janvier 2026*</w:t>
       </w:r>
     </w:p>
-    <w:p>
+    <w:p/>
+    <w:p>
+      <w:pPr/>
       <w:r>
         <w:t>*Ce pitch deck est destiné à la présentation orale. Les slides peuvent être adaptés en format PowerPoint/Keynote pour présentation visuelle.*</w:t>
       </w:r>
     </w:p>
     <w:sectPr>
+      <w:headerReference w:type="default" r:id="rId9"/>
+      <w:footerReference w:type="default" r:id="rId10"/>
       <w:pgSz w:w="12240" w:h="15840"/>
       <w:pgMar w:top="1440" w:right="1800" w:bottom="1440" w:left="1800" w:header="720" w:footer="720" w:gutter="0"/>
       <w:cols w:space="720"/>
@@ -3105,6 +4561,41 @@
     </w:sectPr>
   </w:body>
 </w:document>
+</file>
+
+<file path=word/footer1.xml><?xml version="1.0" encoding="utf-8"?>
+<w:ftr xmlns:m="http://schemas.openxmlformats.org/officeDocument/2006/math" xmlns:mc="http://schemas.openxmlformats.org/markup-compatibility/2006" xmlns:mo="http://schemas.microsoft.com/office/mac/office/2008/main" xmlns:mv="urn:schemas-microsoft-com:mac:vml" xmlns:o="urn:schemas-microsoft-com:office:office" xmlns:r="http://schemas.openxmlformats.org/officeDocument/2006/relationships" xmlns:v="urn:schemas-microsoft-com:vml" xmlns:w10="urn:schemas-microsoft-com:office:word" xmlns:w14="http://schemas.microsoft.com/office/word/2010/wordml" xmlns:w="http://schemas.openxmlformats.org/wordprocessingml/2006/main" xmlns:wne="http://schemas.microsoft.com/office/word/2006/wordml" xmlns:wp14="http://schemas.microsoft.com/office/word/2010/wordprocessingDrawing" xmlns:wp="http://schemas.openxmlformats.org/drawingml/2006/wordprocessingDrawing" xmlns:wpc="http://schemas.microsoft.com/office/word/2010/wordprocessingCanvas" xmlns:wpg="http://schemas.microsoft.com/office/word/2010/wordprocessingGroup" xmlns:wpi="http://schemas.microsoft.com/office/word/2010/wordprocessingInk" xmlns:wps="http://schemas.microsoft.com/office/word/2010/wordprocessingShape" mc:Ignorable="w14 wp14">
+  <w:p>
+    <w:pPr>
+      <w:pStyle w:val="Footer"/>
+      <w:jc w:val="center"/>
+    </w:pPr>
+    <w:r>
+      <w:rPr>
+        <w:color w:val="808080"/>
+        <w:sz w:val="18"/>
+      </w:rPr>
+      <w:t>Confidentiel - Janvier 2026</w:t>
+    </w:r>
+  </w:p>
+</w:ftr>
+</file>
+
+<file path=word/header1.xml><?xml version="1.0" encoding="utf-8"?>
+<w:hdr xmlns:m="http://schemas.openxmlformats.org/officeDocument/2006/math" xmlns:mc="http://schemas.openxmlformats.org/markup-compatibility/2006" xmlns:mo="http://schemas.microsoft.com/office/mac/office/2008/main" xmlns:mv="urn:schemas-microsoft-com:mac:vml" xmlns:o="urn:schemas-microsoft-com:office:office" xmlns:r="http://schemas.openxmlformats.org/officeDocument/2006/relationships" xmlns:v="urn:schemas-microsoft-com:vml" xmlns:w10="urn:schemas-microsoft-com:office:word" xmlns:w14="http://schemas.microsoft.com/office/word/2010/wordml" xmlns:w="http://schemas.openxmlformats.org/wordprocessingml/2006/main" xmlns:wne="http://schemas.microsoft.com/office/word/2006/wordml" xmlns:wp14="http://schemas.microsoft.com/office/word/2010/wordprocessingDrawing" xmlns:wp="http://schemas.openxmlformats.org/drawingml/2006/wordprocessingDrawing" xmlns:wpc="http://schemas.microsoft.com/office/word/2010/wordprocessingCanvas" xmlns:wpg="http://schemas.microsoft.com/office/word/2010/wordprocessingGroup" xmlns:wpi="http://schemas.microsoft.com/office/word/2010/wordprocessingInk" xmlns:wps="http://schemas.microsoft.com/office/word/2010/wordprocessingShape" mc:Ignorable="w14 wp14">
+  <w:p>
+    <w:pPr>
+      <w:pStyle w:val="Header"/>
+    </w:pPr>
+    <w:r>
+      <w:rPr>
+        <w:color w:val="808080"/>
+        <w:sz w:val="18"/>
+      </w:rPr>
+      <w:t>Yukpomnang - Document Investisseurs</w:t>
+    </w:r>
+  </w:p>
+</w:hdr>
 </file>
 
 <file path=word/numbering.xml><?xml version="1.0" encoding="utf-8"?>
@@ -3470,6 +4961,9 @@
     <w:name w:val="Normal"/>
     <w:qFormat/>
     <w:rsid w:val="00FC693F"/>
+    <w:pPr>
+      <w:spacing w:line="276" w:lineRule="auto" w:after="120"/>
+    </w:pPr>
     <w:rPr>
       <w:rFonts w:ascii="Calibri" w:hAnsi="Calibri"/>
       <w:sz w:val="22"/>
@@ -3534,11 +5028,11 @@
       <w:outlineLvl w:val="0"/>
     </w:pPr>
     <w:rPr>
-      <w:rFonts w:asciiTheme="majorHAnsi" w:eastAsiaTheme="majorEastAsia" w:hAnsiTheme="majorHAnsi" w:cstheme="majorBidi"/>
+      <w:rFonts w:asciiTheme="majorHAnsi" w:eastAsiaTheme="majorEastAsia" w:hAnsiTheme="majorHAnsi" w:cstheme="majorBidi" w:ascii="Calibri" w:hAnsi="Calibri"/>
       <w:b/>
       <w:bCs/>
-      <w:color w:val="365F91" w:themeColor="accent1" w:themeShade="BF"/>
-      <w:sz w:val="28"/>
+      <w:color w:val="003366"/>
+      <w:sz w:val="36"/>
       <w:szCs w:val="28"/>
     </w:rPr>
   </w:style>
@@ -3558,11 +5052,11 @@
       <w:outlineLvl w:val="1"/>
     </w:pPr>
     <w:rPr>
-      <w:rFonts w:asciiTheme="majorHAnsi" w:eastAsiaTheme="majorEastAsia" w:hAnsiTheme="majorHAnsi" w:cstheme="majorBidi"/>
+      <w:rFonts w:asciiTheme="majorHAnsi" w:eastAsiaTheme="majorEastAsia" w:hAnsiTheme="majorHAnsi" w:cstheme="majorBidi" w:ascii="Calibri" w:hAnsi="Calibri"/>
       <w:b/>
       <w:bCs/>
-      <w:color w:val="4F81BD" w:themeColor="accent1"/>
-      <w:sz w:val="26"/>
+      <w:color w:val="003366"/>
+      <w:sz w:val="32"/>
       <w:szCs w:val="26"/>
     </w:rPr>
   </w:style>
@@ -3582,10 +5076,11 @@
       <w:outlineLvl w:val="2"/>
     </w:pPr>
     <w:rPr>
-      <w:rFonts w:asciiTheme="majorHAnsi" w:eastAsiaTheme="majorEastAsia" w:hAnsiTheme="majorHAnsi" w:cstheme="majorBidi"/>
+      <w:rFonts w:asciiTheme="majorHAnsi" w:eastAsiaTheme="majorEastAsia" w:hAnsiTheme="majorHAnsi" w:cstheme="majorBidi" w:ascii="Calibri" w:hAnsi="Calibri"/>
       <w:b/>
       <w:bCs/>
-      <w:color w:val="4F81BD" w:themeColor="accent1"/>
+      <w:color w:val="003366"/>
+      <w:sz w:val="28"/>
     </w:rPr>
   </w:style>
   <w:style w:type="paragraph" w:styleId="Heading4">
@@ -3605,12 +5100,13 @@
       <w:outlineLvl w:val="3"/>
     </w:pPr>
     <w:rPr>
-      <w:rFonts w:asciiTheme="majorHAnsi" w:eastAsiaTheme="majorEastAsia" w:hAnsiTheme="majorHAnsi" w:cstheme="majorBidi"/>
+      <w:rFonts w:asciiTheme="majorHAnsi" w:eastAsiaTheme="majorEastAsia" w:hAnsiTheme="majorHAnsi" w:cstheme="majorBidi" w:ascii="Calibri" w:hAnsi="Calibri"/>
       <w:b/>
       <w:bCs/>
       <w:i/>
       <w:iCs/>
       <w:color w:val="4F81BD" w:themeColor="accent1"/>
+      <w:sz w:val="24"/>
     </w:rPr>
   </w:style>
   <w:style w:type="paragraph" w:styleId="Heading5">
